--- a/odigoi/05_cluster_queries_rdd_df_sql.en.docx
+++ b/odigoi/05_cluster_queries_rdd_df_sql.en.docx
@@ -20,7 +20,7 @@
           <w:sz w:val="22"/>
           <w:szCs w:val="22"/>
         </w:rPr>
-        <w:id w:val="966933744"/>
+        <w:id w:val="-772020497"/>
         <w:docPartObj>
           <w:docPartGallery w:val="Table of Contents"/>
           <w:docPartUnique/>
@@ -61,7 +61,7 @@
           <w:r>
             <w:fldChar w:fldCharType="separate"/>
           </w:r>
-          <w:hyperlink w:anchor="_Toc225688549" w:history="1">
+          <w:hyperlink w:anchor="_Toc225777648" w:history="1">
             <w:r>
               <w:rPr>
                 <w:rStyle w:val="Hyperlink"/>
@@ -88,7 +88,7 @@
                 <w:noProof/>
                 <w:webHidden/>
               </w:rPr>
-              <w:instrText xml:space="preserve"> PAGEREF _Toc225688549 \h </w:instrText>
+              <w:instrText xml:space="preserve"> PAGEREF _Toc225777648 \h </w:instrText>
             </w:r>
             <w:r>
               <w:rPr>
@@ -135,7 +135,7 @@
               <w14:ligatures w14:val="standardContextual"/>
             </w:rPr>
           </w:pPr>
-          <w:hyperlink w:anchor="_Toc225688550" w:history="1">
+          <w:hyperlink w:anchor="_Toc225777649" w:history="1">
             <w:r>
               <w:rPr>
                 <w:rStyle w:val="Hyperlink"/>
@@ -162,7 +162,7 @@
                 <w:noProof/>
                 <w:webHidden/>
               </w:rPr>
-              <w:instrText xml:space="preserve"> PAGEREF _Toc225688550 \h </w:instrText>
+              <w:instrText xml:space="preserve"> PAGEREF _Toc225777649 \h </w:instrText>
             </w:r>
             <w:r>
               <w:rPr>
@@ -209,7 +209,7 @@
               <w14:ligatures w14:val="standardContextual"/>
             </w:rPr>
           </w:pPr>
-          <w:hyperlink w:anchor="_Toc225688551" w:history="1">
+          <w:hyperlink w:anchor="_Toc225777650" w:history="1">
             <w:r>
               <w:rPr>
                 <w:rStyle w:val="Hyperlink"/>
@@ -236,7 +236,7 @@
                 <w:noProof/>
                 <w:webHidden/>
               </w:rPr>
-              <w:instrText xml:space="preserve"> PAGEREF _Toc225688551 \h </w:instrText>
+              <w:instrText xml:space="preserve"> PAGEREF _Toc225777650 \h </w:instrText>
             </w:r>
             <w:r>
               <w:rPr>
@@ -283,7 +283,7 @@
               <w14:ligatures w14:val="standardContextual"/>
             </w:rPr>
           </w:pPr>
-          <w:hyperlink w:anchor="_Toc225688552" w:history="1">
+          <w:hyperlink w:anchor="_Toc225777651" w:history="1">
             <w:r>
               <w:rPr>
                 <w:rStyle w:val="Hyperlink"/>
@@ -310,7 +310,7 @@
                 <w:noProof/>
                 <w:webHidden/>
               </w:rPr>
-              <w:instrText xml:space="preserve"> PAGEREF _Toc225688552 \h </w:instrText>
+              <w:instrText xml:space="preserve"> PAGEREF _Toc225777651 \h </w:instrText>
             </w:r>
             <w:r>
               <w:rPr>
@@ -357,7 +357,7 @@
               <w14:ligatures w14:val="standardContextual"/>
             </w:rPr>
           </w:pPr>
-          <w:hyperlink w:anchor="_Toc225688553" w:history="1">
+          <w:hyperlink w:anchor="_Toc225777652" w:history="1">
             <w:r>
               <w:rPr>
                 <w:rStyle w:val="Hyperlink"/>
@@ -384,7 +384,7 @@
                 <w:noProof/>
                 <w:webHidden/>
               </w:rPr>
-              <w:instrText xml:space="preserve"> PAGEREF _Toc225688553 \h </w:instrText>
+              <w:instrText xml:space="preserve"> PAGEREF _Toc225777652 \h </w:instrText>
             </w:r>
             <w:r>
               <w:rPr>
@@ -431,7 +431,7 @@
               <w14:ligatures w14:val="standardContextual"/>
             </w:rPr>
           </w:pPr>
-          <w:hyperlink w:anchor="_Toc225688554" w:history="1">
+          <w:hyperlink w:anchor="_Toc225777653" w:history="1">
             <w:r>
               <w:rPr>
                 <w:rStyle w:val="Hyperlink"/>
@@ -458,7 +458,7 @@
                 <w:noProof/>
                 <w:webHidden/>
               </w:rPr>
-              <w:instrText xml:space="preserve"> PAGEREF _Toc225688554 \h </w:instrText>
+              <w:instrText xml:space="preserve"> PAGEREF _Toc225777653 \h </w:instrText>
             </w:r>
             <w:r>
               <w:rPr>
@@ -505,7 +505,7 @@
               <w14:ligatures w14:val="standardContextual"/>
             </w:rPr>
           </w:pPr>
-          <w:hyperlink w:anchor="_Toc225688555" w:history="1">
+          <w:hyperlink w:anchor="_Toc225777654" w:history="1">
             <w:r>
               <w:rPr>
                 <w:rStyle w:val="Hyperlink"/>
@@ -532,7 +532,7 @@
                 <w:noProof/>
                 <w:webHidden/>
               </w:rPr>
-              <w:instrText xml:space="preserve"> PAGEREF _Toc225688555 \h </w:instrText>
+              <w:instrText xml:space="preserve"> PAGEREF _Toc225777654 \h </w:instrText>
             </w:r>
             <w:r>
               <w:rPr>
@@ -579,7 +579,7 @@
               <w14:ligatures w14:val="standardContextual"/>
             </w:rPr>
           </w:pPr>
-          <w:hyperlink w:anchor="_Toc225688556" w:history="1">
+          <w:hyperlink w:anchor="_Toc225777655" w:history="1">
             <w:r>
               <w:rPr>
                 <w:rStyle w:val="Hyperlink"/>
@@ -606,7 +606,7 @@
                 <w:noProof/>
                 <w:webHidden/>
               </w:rPr>
-              <w:instrText xml:space="preserve"> PAGEREF _Toc225688556 \h </w:instrText>
+              <w:instrText xml:space="preserve"> PAGEREF _Toc225777655 \h </w:instrText>
             </w:r>
             <w:r>
               <w:rPr>
@@ -653,7 +653,7 @@
               <w14:ligatures w14:val="standardContextual"/>
             </w:rPr>
           </w:pPr>
-          <w:hyperlink w:anchor="_Toc225688557" w:history="1">
+          <w:hyperlink w:anchor="_Toc225777656" w:history="1">
             <w:r>
               <w:rPr>
                 <w:rStyle w:val="Hyperlink"/>
@@ -680,7 +680,7 @@
                 <w:noProof/>
                 <w:webHidden/>
               </w:rPr>
-              <w:instrText xml:space="preserve"> PAGEREF _Toc225688557 \h </w:instrText>
+              <w:instrText xml:space="preserve"> PAGEREF _Toc225777656 \h </w:instrText>
             </w:r>
             <w:r>
               <w:rPr>
@@ -727,7 +727,7 @@
               <w14:ligatures w14:val="standardContextual"/>
             </w:rPr>
           </w:pPr>
-          <w:hyperlink w:anchor="_Toc225688558" w:history="1">
+          <w:hyperlink w:anchor="_Toc225777657" w:history="1">
             <w:r>
               <w:rPr>
                 <w:rStyle w:val="Hyperlink"/>
@@ -754,7 +754,7 @@
                 <w:noProof/>
                 <w:webHidden/>
               </w:rPr>
-              <w:instrText xml:space="preserve"> PAGEREF _Toc225688558 \h </w:instrText>
+              <w:instrText xml:space="preserve"> PAGEREF _Toc225777657 \h </w:instrText>
             </w:r>
             <w:r>
               <w:rPr>
@@ -801,7 +801,7 @@
               <w14:ligatures w14:val="standardContextual"/>
             </w:rPr>
           </w:pPr>
-          <w:hyperlink w:anchor="_Toc225688559" w:history="1">
+          <w:hyperlink w:anchor="_Toc225777658" w:history="1">
             <w:r>
               <w:rPr>
                 <w:rStyle w:val="Hyperlink"/>
@@ -828,7 +828,7 @@
                 <w:noProof/>
                 <w:webHidden/>
               </w:rPr>
-              <w:instrText xml:space="preserve"> PAGEREF _Toc225688559 \h </w:instrText>
+              <w:instrText xml:space="preserve"> PAGEREF _Toc225777658 \h </w:instrText>
             </w:r>
             <w:r>
               <w:rPr>
@@ -875,7 +875,7 @@
               <w14:ligatures w14:val="standardContextual"/>
             </w:rPr>
           </w:pPr>
-          <w:hyperlink w:anchor="_Toc225688560" w:history="1">
+          <w:hyperlink w:anchor="_Toc225777659" w:history="1">
             <w:r>
               <w:rPr>
                 <w:rStyle w:val="Hyperlink"/>
@@ -902,7 +902,7 @@
                 <w:noProof/>
                 <w:webHidden/>
               </w:rPr>
-              <w:instrText xml:space="preserve"> PAGEREF _Toc225688560 \h </w:instrText>
+              <w:instrText xml:space="preserve"> PAGEREF _Toc225777659 \h </w:instrText>
             </w:r>
             <w:r>
               <w:rPr>
@@ -949,7 +949,7 @@
               <w14:ligatures w14:val="standardContextual"/>
             </w:rPr>
           </w:pPr>
-          <w:hyperlink w:anchor="_Toc225688561" w:history="1">
+          <w:hyperlink w:anchor="_Toc225777660" w:history="1">
             <w:r>
               <w:rPr>
                 <w:rStyle w:val="Hyperlink"/>
@@ -976,7 +976,7 @@
                 <w:noProof/>
                 <w:webHidden/>
               </w:rPr>
-              <w:instrText xml:space="preserve"> PAGEREF _Toc225688561 \h </w:instrText>
+              <w:instrText xml:space="preserve"> PAGEREF _Toc225777660 \h </w:instrText>
             </w:r>
             <w:r>
               <w:rPr>
@@ -1023,7 +1023,7 @@
               <w14:ligatures w14:val="standardContextual"/>
             </w:rPr>
           </w:pPr>
-          <w:hyperlink w:anchor="_Toc225688562" w:history="1">
+          <w:hyperlink w:anchor="_Toc225777661" w:history="1">
             <w:r>
               <w:rPr>
                 <w:rStyle w:val="Hyperlink"/>
@@ -1050,7 +1050,7 @@
                 <w:noProof/>
                 <w:webHidden/>
               </w:rPr>
-              <w:instrText xml:space="preserve"> PAGEREF _Toc225688562 \h </w:instrText>
+              <w:instrText xml:space="preserve"> PAGEREF _Toc225777661 \h </w:instrText>
             </w:r>
             <w:r>
               <w:rPr>
@@ -1097,7 +1097,7 @@
               <w14:ligatures w14:val="standardContextual"/>
             </w:rPr>
           </w:pPr>
-          <w:hyperlink w:anchor="_Toc225688563" w:history="1">
+          <w:hyperlink w:anchor="_Toc225777662" w:history="1">
             <w:r>
               <w:rPr>
                 <w:rStyle w:val="Hyperlink"/>
@@ -1124,7 +1124,7 @@
                 <w:noProof/>
                 <w:webHidden/>
               </w:rPr>
-              <w:instrText xml:space="preserve"> PAGEREF _Toc225688563 \h </w:instrText>
+              <w:instrText xml:space="preserve"> PAGEREF _Toc225777662 \h </w:instrText>
             </w:r>
             <w:r>
               <w:rPr>
@@ -1171,7 +1171,7 @@
               <w14:ligatures w14:val="standardContextual"/>
             </w:rPr>
           </w:pPr>
-          <w:hyperlink w:anchor="_Toc225688564" w:history="1">
+          <w:hyperlink w:anchor="_Toc225777663" w:history="1">
             <w:r>
               <w:rPr>
                 <w:rStyle w:val="Hyperlink"/>
@@ -1198,7 +1198,7 @@
                 <w:noProof/>
                 <w:webHidden/>
               </w:rPr>
-              <w:instrText xml:space="preserve"> PAGEREF _Toc225688564 \h </w:instrText>
+              <w:instrText xml:space="preserve"> PAGEREF _Toc225777663 \h </w:instrText>
             </w:r>
             <w:r>
               <w:rPr>
@@ -1245,7 +1245,7 @@
               <w14:ligatures w14:val="standardContextual"/>
             </w:rPr>
           </w:pPr>
-          <w:hyperlink w:anchor="_Toc225688565" w:history="1">
+          <w:hyperlink w:anchor="_Toc225777664" w:history="1">
             <w:r>
               <w:rPr>
                 <w:rStyle w:val="Hyperlink"/>
@@ -1272,7 +1272,7 @@
                 <w:noProof/>
                 <w:webHidden/>
               </w:rPr>
-              <w:instrText xml:space="preserve"> PAGEREF _Toc225688565 \h </w:instrText>
+              <w:instrText xml:space="preserve"> PAGEREF _Toc225777664 \h </w:instrText>
             </w:r>
             <w:r>
               <w:rPr>
@@ -1319,7 +1319,7 @@
               <w14:ligatures w14:val="standardContextual"/>
             </w:rPr>
           </w:pPr>
-          <w:hyperlink w:anchor="_Toc225688566" w:history="1">
+          <w:hyperlink w:anchor="_Toc225777665" w:history="1">
             <w:r>
               <w:rPr>
                 <w:rStyle w:val="Hyperlink"/>
@@ -1346,7 +1346,7 @@
                 <w:noProof/>
                 <w:webHidden/>
               </w:rPr>
-              <w:instrText xml:space="preserve"> PAGEREF _Toc225688566 \h </w:instrText>
+              <w:instrText xml:space="preserve"> PAGEREF _Toc225777665 \h </w:instrText>
             </w:r>
             <w:r>
               <w:rPr>
@@ -1393,7 +1393,7 @@
               <w14:ligatures w14:val="standardContextual"/>
             </w:rPr>
           </w:pPr>
-          <w:hyperlink w:anchor="_Toc225688567" w:history="1">
+          <w:hyperlink w:anchor="_Toc225777666" w:history="1">
             <w:r>
               <w:rPr>
                 <w:rStyle w:val="Hyperlink"/>
@@ -1420,7 +1420,7 @@
                 <w:noProof/>
                 <w:webHidden/>
               </w:rPr>
-              <w:instrText xml:space="preserve"> PAGEREF _Toc225688567 \h </w:instrText>
+              <w:instrText xml:space="preserve"> PAGEREF _Toc225777666 \h </w:instrText>
             </w:r>
             <w:r>
               <w:rPr>
@@ -1467,7 +1467,7 @@
               <w14:ligatures w14:val="standardContextual"/>
             </w:rPr>
           </w:pPr>
-          <w:hyperlink w:anchor="_Toc225688568" w:history="1">
+          <w:hyperlink w:anchor="_Toc225777667" w:history="1">
             <w:r>
               <w:rPr>
                 <w:rStyle w:val="Hyperlink"/>
@@ -1494,7 +1494,7 @@
                 <w:noProof/>
                 <w:webHidden/>
               </w:rPr>
-              <w:instrText xml:space="preserve"> PAGEREF _Toc225688568 \h </w:instrText>
+              <w:instrText xml:space="preserve"> PAGEREF _Toc225777667 \h </w:instrText>
             </w:r>
             <w:r>
               <w:rPr>
@@ -1541,7 +1541,7 @@
               <w14:ligatures w14:val="standardContextual"/>
             </w:rPr>
           </w:pPr>
-          <w:hyperlink w:anchor="_Toc225688569" w:history="1">
+          <w:hyperlink w:anchor="_Toc225777668" w:history="1">
             <w:r>
               <w:rPr>
                 <w:rStyle w:val="Hyperlink"/>
@@ -1568,7 +1568,7 @@
                 <w:noProof/>
                 <w:webHidden/>
               </w:rPr>
-              <w:instrText xml:space="preserve"> PAGEREF _Toc225688569 \h </w:instrText>
+              <w:instrText xml:space="preserve"> PAGEREF _Toc225777668 \h </w:instrText>
             </w:r>
             <w:r>
               <w:rPr>
@@ -1615,7 +1615,7 @@
               <w14:ligatures w14:val="standardContextual"/>
             </w:rPr>
           </w:pPr>
-          <w:hyperlink w:anchor="_Toc225688570" w:history="1">
+          <w:hyperlink w:anchor="_Toc225777669" w:history="1">
             <w:r>
               <w:rPr>
                 <w:rStyle w:val="Hyperlink"/>
@@ -1642,7 +1642,7 @@
                 <w:noProof/>
                 <w:webHidden/>
               </w:rPr>
-              <w:instrText xml:space="preserve"> PAGEREF _Toc225688570 \h </w:instrText>
+              <w:instrText xml:space="preserve"> PAGEREF _Toc225777669 \h </w:instrText>
             </w:r>
             <w:r>
               <w:rPr>
@@ -1689,7 +1689,7 @@
               <w14:ligatures w14:val="standardContextual"/>
             </w:rPr>
           </w:pPr>
-          <w:hyperlink w:anchor="_Toc225688571" w:history="1">
+          <w:hyperlink w:anchor="_Toc225777670" w:history="1">
             <w:r>
               <w:rPr>
                 <w:rStyle w:val="Hyperlink"/>
@@ -1716,7 +1716,7 @@
                 <w:noProof/>
                 <w:webHidden/>
               </w:rPr>
-              <w:instrText xml:space="preserve"> PAGEREF _Toc225688571 \h </w:instrText>
+              <w:instrText xml:space="preserve"> PAGEREF _Toc225777670 \h </w:instrText>
             </w:r>
             <w:r>
               <w:rPr>
@@ -1855,7 +1855,7 @@
         <w:pStyle w:val="Heading1"/>
       </w:pPr>
       <w:bookmarkStart w:id="0" w:name="what-you-will-learn"/>
-      <w:bookmarkStart w:id="1" w:name="_Toc225688549"/>
+      <w:bookmarkStart w:id="1" w:name="_Toc225777648"/>
       <w:r>
         <w:t>What you will learn</w:t>
       </w:r>
@@ -1921,7 +1921,7 @@
         <w:pStyle w:val="Heading1"/>
       </w:pPr>
       <w:bookmarkStart w:id="2" w:name="before-you-start"/>
-      <w:bookmarkStart w:id="3" w:name="_Toc225688550"/>
+      <w:bookmarkStart w:id="3" w:name="_Toc225777649"/>
       <w:bookmarkEnd w:id="0"/>
       <w:r>
         <w:t>Before you start</w:t>
@@ -2219,7 +2219,7 @@
         <w:pStyle w:val="Heading1"/>
       </w:pPr>
       <w:bookmarkStart w:id="4" w:name="the-data-and-the-reference-scripts"/>
-      <w:bookmarkStart w:id="5" w:name="_Toc225688551"/>
+      <w:bookmarkStart w:id="5" w:name="_Toc225777650"/>
       <w:bookmarkEnd w:id="2"/>
       <w:r>
         <w:t>The data and the reference scripts</w:t>
@@ -2563,7 +2563,7 @@
         <w:pStyle w:val="Heading1"/>
       </w:pPr>
       <w:bookmarkStart w:id="6" w:name="upload-to-hdfs"/>
-      <w:bookmarkStart w:id="7" w:name="_Toc225688552"/>
+      <w:bookmarkStart w:id="7" w:name="_Toc225777651"/>
       <w:bookmarkEnd w:id="4"/>
       <w:r>
         <w:t>Upload to HDFS</w:t>
@@ -2965,7 +2965,7 @@
         <w:pStyle w:val="Heading1"/>
       </w:pPr>
       <w:bookmarkStart w:id="8" w:name="the-execution-pattern"/>
-      <w:bookmarkStart w:id="9" w:name="_Toc225688553"/>
+      <w:bookmarkStart w:id="9" w:name="_Toc225777652"/>
       <w:bookmarkEnd w:id="6"/>
       <w:r>
         <w:t>The execution pattern</w:t>
@@ -3186,7 +3186,7 @@
         <w:pStyle w:val="Heading1"/>
       </w:pPr>
       <w:bookmarkStart w:id="10" w:name="introductory-example-word-count"/>
-      <w:bookmarkStart w:id="11" w:name="_Toc225688554"/>
+      <w:bookmarkStart w:id="11" w:name="_Toc225777653"/>
       <w:bookmarkEnd w:id="8"/>
       <w:r>
         <w:lastRenderedPageBreak/>
@@ -5742,7 +5742,7 @@
         <w:pStyle w:val="Heading1"/>
       </w:pPr>
       <w:bookmarkStart w:id="12" w:name="q1-5-lowest-salaries"/>
-      <w:bookmarkStart w:id="13" w:name="_Toc225688555"/>
+      <w:bookmarkStart w:id="13" w:name="_Toc225777654"/>
       <w:bookmarkEnd w:id="10"/>
       <w:r>
         <w:t>Q1: 5 lowest salaries</w:t>
@@ -5799,7 +5799,7 @@
         <w:pStyle w:val="Heading2"/>
       </w:pPr>
       <w:bookmarkStart w:id="14" w:name="q1-with-rdd"/>
-      <w:bookmarkStart w:id="15" w:name="_Toc225688556"/>
+      <w:bookmarkStart w:id="15" w:name="_Toc225777655"/>
       <w:r>
         <w:t>Q1 with RDD</w:t>
       </w:r>
@@ -8272,7 +8272,7 @@
         <w:pStyle w:val="Heading2"/>
       </w:pPr>
       <w:bookmarkStart w:id="16" w:name="q1-with-the-dataframe-api"/>
-      <w:bookmarkStart w:id="17" w:name="_Toc225688557"/>
+      <w:bookmarkStart w:id="17" w:name="_Toc225777656"/>
       <w:bookmarkEnd w:id="14"/>
       <w:r>
         <w:t>Q1 with the DataFrame API</w:t>
@@ -10924,7 +10924,7 @@
         <w:pStyle w:val="Heading2"/>
       </w:pPr>
       <w:bookmarkStart w:id="18" w:name="q1-with-spark-sql"/>
-      <w:bookmarkStart w:id="19" w:name="_Toc225688558"/>
+      <w:bookmarkStart w:id="19" w:name="_Toc225777657"/>
       <w:bookmarkEnd w:id="16"/>
       <w:r>
         <w:t>Q1 with Spark SQL</w:t>
@@ -13513,7 +13513,7 @@
         <w:pStyle w:val="Heading1"/>
       </w:pPr>
       <w:bookmarkStart w:id="20" w:name="q2-3-highest-paid-employees-in-dep-a"/>
-      <w:bookmarkStart w:id="21" w:name="_Toc225688559"/>
+      <w:bookmarkStart w:id="21" w:name="_Toc225777658"/>
       <w:bookmarkEnd w:id="12"/>
       <w:bookmarkEnd w:id="18"/>
       <w:r>
@@ -13581,7 +13581,7 @@
         <w:pStyle w:val="Heading2"/>
       </w:pPr>
       <w:bookmarkStart w:id="22" w:name="q2-with-rdd"/>
-      <w:bookmarkStart w:id="23" w:name="_Toc225688560"/>
+      <w:bookmarkStart w:id="23" w:name="_Toc225777659"/>
       <w:r>
         <w:t>Q2 with RDD</w:t>
       </w:r>
@@ -16682,7 +16682,7 @@
         <w:pStyle w:val="Heading2"/>
       </w:pPr>
       <w:bookmarkStart w:id="24" w:name="q2-with-the-dataframe-api"/>
-      <w:bookmarkStart w:id="25" w:name="_Toc225688561"/>
+      <w:bookmarkStart w:id="25" w:name="_Toc225777660"/>
       <w:bookmarkEnd w:id="22"/>
       <w:r>
         <w:t>Q2 with the DataFrame API</w:t>
@@ -19793,7 +19793,7 @@
         <w:pStyle w:val="Heading2"/>
       </w:pPr>
       <w:bookmarkStart w:id="26" w:name="q2-with-spark-sql"/>
-      <w:bookmarkStart w:id="27" w:name="_Toc225688562"/>
+      <w:bookmarkStart w:id="27" w:name="_Toc225777661"/>
       <w:bookmarkEnd w:id="24"/>
       <w:r>
         <w:t>Q2 with Spark SQL</w:t>
@@ -22742,7 +22742,7 @@
         <w:pStyle w:val="Heading1"/>
       </w:pPr>
       <w:bookmarkStart w:id="28" w:name="q3-yearly-income"/>
-      <w:bookmarkStart w:id="29" w:name="_Toc225688563"/>
+      <w:bookmarkStart w:id="29" w:name="_Toc225777662"/>
       <w:bookmarkEnd w:id="20"/>
       <w:bookmarkEnd w:id="26"/>
       <w:r>
@@ -22788,7 +22788,7 @@
         <w:pStyle w:val="Heading2"/>
       </w:pPr>
       <w:bookmarkStart w:id="30" w:name="q3-with-rdd"/>
-      <w:bookmarkStart w:id="31" w:name="_Toc225688564"/>
+      <w:bookmarkStart w:id="31" w:name="_Toc225777663"/>
       <w:r>
         <w:lastRenderedPageBreak/>
         <w:t>Q3 with RDD</w:t>
@@ -25169,7 +25169,7 @@
         <w:pStyle w:val="Heading2"/>
       </w:pPr>
       <w:bookmarkStart w:id="32" w:name="q3-with-the-dataframe-api"/>
-      <w:bookmarkStart w:id="33" w:name="_Toc225688565"/>
+      <w:bookmarkStart w:id="33" w:name="_Toc225777664"/>
       <w:bookmarkEnd w:id="30"/>
       <w:r>
         <w:t>Q3 with the DataFrame API</w:t>
@@ -27767,7 +27767,7 @@
         <w:pStyle w:val="Heading2"/>
       </w:pPr>
       <w:bookmarkStart w:id="34" w:name="q3-with-spark-sql"/>
-      <w:bookmarkStart w:id="35" w:name="_Toc225688566"/>
+      <w:bookmarkStart w:id="35" w:name="_Toc225777665"/>
       <w:bookmarkEnd w:id="32"/>
       <w:r>
         <w:t>Q3 with Spark SQL</w:t>
@@ -30296,7 +30296,7 @@
         <w:pStyle w:val="Heading1"/>
       </w:pPr>
       <w:bookmarkStart w:id="36" w:name="additional-examples"/>
-      <w:bookmarkStart w:id="37" w:name="_Toc225688567"/>
+      <w:bookmarkStart w:id="37" w:name="_Toc225777666"/>
       <w:bookmarkEnd w:id="28"/>
       <w:bookmarkEnd w:id="34"/>
       <w:r>
@@ -30309,7 +30309,7 @@
         <w:pStyle w:val="Heading2"/>
       </w:pPr>
       <w:bookmarkStart w:id="38" w:name="X3b9ece6a48b0859ae4da1b0b7a8fc879f2c05f4"/>
-      <w:bookmarkStart w:id="39" w:name="_Toc225688568"/>
+      <w:bookmarkStart w:id="39" w:name="_Toc225777667"/>
       <w:r>
         <w:t>Salary sum per department with the DataFrame API</w:t>
       </w:r>
@@ -33322,7 +33322,7 @@
         <w:pStyle w:val="Heading2"/>
       </w:pPr>
       <w:bookmarkStart w:id="40" w:name="the-same-q3-with-a-dataframe-udf"/>
-      <w:bookmarkStart w:id="41" w:name="_Toc225688569"/>
+      <w:bookmarkStart w:id="41" w:name="_Toc225777668"/>
       <w:bookmarkEnd w:id="38"/>
       <w:r>
         <w:t>The same Q3 with a DataFrame UDF</w:t>
@@ -36054,7 +36054,7 @@
         <w:pStyle w:val="Heading1"/>
       </w:pPr>
       <w:bookmarkStart w:id="42" w:name="X15c702185b92ed1e5a4136aa38c1f5379afbef7"/>
-      <w:bookmarkStart w:id="43" w:name="_Toc225688570"/>
+      <w:bookmarkStart w:id="43" w:name="_Toc225777669"/>
       <w:bookmarkEnd w:id="36"/>
       <w:bookmarkEnd w:id="40"/>
       <w:r>
@@ -37608,7 +37608,7 @@
         <w:pStyle w:val="Heading1"/>
       </w:pPr>
       <w:bookmarkStart w:id="44" w:name="main-takeaways-from-this-lab"/>
-      <w:bookmarkStart w:id="45" w:name="_Toc225688571"/>
+      <w:bookmarkStart w:id="45" w:name="_Toc225777670"/>
       <w:bookmarkEnd w:id="42"/>
       <w:r>
         <w:lastRenderedPageBreak/>
@@ -38132,7 +38132,7 @@
   <w:abstractNum w:abstractNumId="9" w15:restartNumberingAfterBreak="0">
     <w:nsid w:val="0000A990"/>
     <w:multiLevelType w:val="multilevel"/>
-    <w:tmpl w:val="FC1EA0F6"/>
+    <w:tmpl w:val="A3B61604"/>
     <w:lvl w:ilvl="0">
       <w:numFmt w:val="bullet"/>
       <w:lvlText w:val=" "/>
@@ -38209,7 +38209,7 @@
   <w:abstractNum w:abstractNumId="10" w15:restartNumberingAfterBreak="0">
     <w:nsid w:val="0000A991"/>
     <w:multiLevelType w:val="multilevel"/>
-    <w:tmpl w:val="2FC6327C"/>
+    <w:tmpl w:val="13F4E686"/>
     <w:lvl w:ilvl="0">
       <w:numFmt w:val="bullet"/>
       <w:lvlText w:val=""/>
@@ -38313,7 +38313,7 @@
   <w:abstractNum w:abstractNumId="11" w15:restartNumberingAfterBreak="0">
     <w:nsid w:val="00A99411"/>
     <w:multiLevelType w:val="multilevel"/>
-    <w:tmpl w:val="0832A8F2"/>
+    <w:tmpl w:val="577A58F0"/>
     <w:lvl w:ilvl="0">
       <w:start w:val="1"/>
       <w:numFmt w:val="decimal"/>
@@ -38396,43 +38396,43 @@
       </w:pPr>
     </w:lvl>
   </w:abstractNum>
-  <w:num w:numId="1" w16cid:durableId="1811940863">
+  <w:num w:numId="1" w16cid:durableId="1956981918">
     <w:abstractNumId w:val="8"/>
   </w:num>
-  <w:num w:numId="2" w16cid:durableId="166098452">
+  <w:num w:numId="2" w16cid:durableId="1673950791">
     <w:abstractNumId w:val="6"/>
   </w:num>
-  <w:num w:numId="3" w16cid:durableId="272830398">
+  <w:num w:numId="3" w16cid:durableId="820655212">
     <w:abstractNumId w:val="5"/>
   </w:num>
-  <w:num w:numId="4" w16cid:durableId="471211405">
+  <w:num w:numId="4" w16cid:durableId="990254018">
     <w:abstractNumId w:val="4"/>
   </w:num>
-  <w:num w:numId="5" w16cid:durableId="1692031773">
+  <w:num w:numId="5" w16cid:durableId="561136792">
     <w:abstractNumId w:val="7"/>
   </w:num>
-  <w:num w:numId="6" w16cid:durableId="314839449">
+  <w:num w:numId="6" w16cid:durableId="1991058443">
     <w:abstractNumId w:val="3"/>
   </w:num>
-  <w:num w:numId="7" w16cid:durableId="751316593">
+  <w:num w:numId="7" w16cid:durableId="164981751">
     <w:abstractNumId w:val="2"/>
   </w:num>
-  <w:num w:numId="8" w16cid:durableId="755177991">
+  <w:num w:numId="8" w16cid:durableId="1747875223">
     <w:abstractNumId w:val="1"/>
   </w:num>
-  <w:num w:numId="9" w16cid:durableId="2039237728">
+  <w:num w:numId="9" w16cid:durableId="38171586">
     <w:abstractNumId w:val="0"/>
   </w:num>
-  <w:num w:numId="10" w16cid:durableId="1291478758">
+  <w:num w:numId="10" w16cid:durableId="1085493375">
     <w:abstractNumId w:val="9"/>
   </w:num>
-  <w:num w:numId="11" w16cid:durableId="566837934">
+  <w:num w:numId="11" w16cid:durableId="1500386131">
     <w:abstractNumId w:val="10"/>
   </w:num>
-  <w:num w:numId="12" w16cid:durableId="1539317043">
+  <w:num w:numId="12" w16cid:durableId="974063342">
     <w:abstractNumId w:val="10"/>
   </w:num>
-  <w:num w:numId="13" w16cid:durableId="1450392704">
+  <w:num w:numId="13" w16cid:durableId="198784825">
     <w:abstractNumId w:val="11"/>
     <w:lvlOverride w:ilvl="0">
       <w:startOverride w:val="1"/>
@@ -38462,34 +38462,34 @@
       <w:startOverride w:val="1"/>
     </w:lvlOverride>
   </w:num>
-  <w:num w:numId="14" w16cid:durableId="1383867400">
+  <w:num w:numId="14" w16cid:durableId="341014102">
     <w:abstractNumId w:val="10"/>
   </w:num>
-  <w:num w:numId="15" w16cid:durableId="2039771167">
+  <w:num w:numId="15" w16cid:durableId="394009557">
     <w:abstractNumId w:val="10"/>
   </w:num>
-  <w:num w:numId="16" w16cid:durableId="327365651">
+  <w:num w:numId="16" w16cid:durableId="507912839">
     <w:abstractNumId w:val="10"/>
   </w:num>
-  <w:num w:numId="17" w16cid:durableId="219249295">
+  <w:num w:numId="17" w16cid:durableId="1791241279">
     <w:abstractNumId w:val="10"/>
   </w:num>
-  <w:num w:numId="18" w16cid:durableId="786702230">
+  <w:num w:numId="18" w16cid:durableId="246042559">
     <w:abstractNumId w:val="10"/>
   </w:num>
-  <w:num w:numId="19" w16cid:durableId="2139297598">
+  <w:num w:numId="19" w16cid:durableId="529539411">
     <w:abstractNumId w:val="10"/>
   </w:num>
-  <w:num w:numId="20" w16cid:durableId="1870022462">
+  <w:num w:numId="20" w16cid:durableId="129058438">
     <w:abstractNumId w:val="10"/>
   </w:num>
-  <w:num w:numId="21" w16cid:durableId="1831483693">
+  <w:num w:numId="21" w16cid:durableId="1605185293">
     <w:abstractNumId w:val="10"/>
   </w:num>
-  <w:num w:numId="22" w16cid:durableId="2000578983">
+  <w:num w:numId="22" w16cid:durableId="353314370">
     <w:abstractNumId w:val="10"/>
   </w:num>
-  <w:num w:numId="23" w16cid:durableId="184834882">
+  <w:num w:numId="23" w16cid:durableId="656880981">
     <w:abstractNumId w:val="10"/>
   </w:num>
 </w:numbering>
@@ -50310,7 +50310,7 @@
     <w:autoRedefine/>
     <w:uiPriority w:val="39"/>
     <w:unhideWhenUsed/>
-    <w:rsid w:val="00941F00"/>
+    <w:rsid w:val="00B9568C"/>
     <w:pPr>
       <w:spacing w:after="100"/>
     </w:pPr>
@@ -50322,7 +50322,7 @@
     <w:autoRedefine/>
     <w:uiPriority w:val="39"/>
     <w:unhideWhenUsed/>
-    <w:rsid w:val="00941F00"/>
+    <w:rsid w:val="00B9568C"/>
     <w:pPr>
       <w:spacing w:after="100"/>
       <w:ind w:left="220"/>
@@ -50333,7 +50333,7 @@
     <w:basedOn w:val="DefaultParagraphFont"/>
     <w:uiPriority w:val="99"/>
     <w:unhideWhenUsed/>
-    <w:rsid w:val="00941F00"/>
+    <w:rsid w:val="00B9568C"/>
     <w:rPr>
       <w:color w:val="0000FF" w:themeColor="hyperlink"/>
       <w:u w:val="single"/>

--- a/odigoi/05_cluster_queries_rdd_df_sql.en.docx
+++ b/odigoi/05_cluster_queries_rdd_df_sql.en.docx
@@ -20,7 +20,7 @@
           <w:sz w:val="22"/>
           <w:szCs w:val="22"/>
         </w:rPr>
-        <w:id w:val="-772020497"/>
+        <w:id w:val="-344555955"/>
         <w:docPartObj>
           <w:docPartGallery w:val="Table of Contents"/>
           <w:docPartUnique/>
@@ -61,7 +61,7 @@
           <w:r>
             <w:fldChar w:fldCharType="separate"/>
           </w:r>
-          <w:hyperlink w:anchor="_Toc225777648" w:history="1">
+          <w:hyperlink w:anchor="_Toc227785452" w:history="1">
             <w:r>
               <w:rPr>
                 <w:rStyle w:val="Hyperlink"/>
@@ -88,7 +88,7 @@
                 <w:noProof/>
                 <w:webHidden/>
               </w:rPr>
-              <w:instrText xml:space="preserve"> PAGEREF _Toc225777648 \h </w:instrText>
+              <w:instrText xml:space="preserve"> PAGEREF _Toc227785452 \h </w:instrText>
             </w:r>
             <w:r>
               <w:rPr>
@@ -135,7 +135,7 @@
               <w14:ligatures w14:val="standardContextual"/>
             </w:rPr>
           </w:pPr>
-          <w:hyperlink w:anchor="_Toc225777649" w:history="1">
+          <w:hyperlink w:anchor="_Toc227785453" w:history="1">
             <w:r>
               <w:rPr>
                 <w:rStyle w:val="Hyperlink"/>
@@ -162,7 +162,7 @@
                 <w:noProof/>
                 <w:webHidden/>
               </w:rPr>
-              <w:instrText xml:space="preserve"> PAGEREF _Toc225777649 \h </w:instrText>
+              <w:instrText xml:space="preserve"> PAGEREF _Toc227785453 \h </w:instrText>
             </w:r>
             <w:r>
               <w:rPr>
@@ -209,7 +209,7 @@
               <w14:ligatures w14:val="standardContextual"/>
             </w:rPr>
           </w:pPr>
-          <w:hyperlink w:anchor="_Toc225777650" w:history="1">
+          <w:hyperlink w:anchor="_Toc227785454" w:history="1">
             <w:r>
               <w:rPr>
                 <w:rStyle w:val="Hyperlink"/>
@@ -236,7 +236,7 @@
                 <w:noProof/>
                 <w:webHidden/>
               </w:rPr>
-              <w:instrText xml:space="preserve"> PAGEREF _Toc225777650 \h </w:instrText>
+              <w:instrText xml:space="preserve"> PAGEREF _Toc227785454 \h </w:instrText>
             </w:r>
             <w:r>
               <w:rPr>
@@ -283,7 +283,7 @@
               <w14:ligatures w14:val="standardContextual"/>
             </w:rPr>
           </w:pPr>
-          <w:hyperlink w:anchor="_Toc225777651" w:history="1">
+          <w:hyperlink w:anchor="_Toc227785455" w:history="1">
             <w:r>
               <w:rPr>
                 <w:rStyle w:val="Hyperlink"/>
@@ -310,7 +310,7 @@
                 <w:noProof/>
                 <w:webHidden/>
               </w:rPr>
-              <w:instrText xml:space="preserve"> PAGEREF _Toc225777651 \h </w:instrText>
+              <w:instrText xml:space="preserve"> PAGEREF _Toc227785455 \h </w:instrText>
             </w:r>
             <w:r>
               <w:rPr>
@@ -357,7 +357,7 @@
               <w14:ligatures w14:val="standardContextual"/>
             </w:rPr>
           </w:pPr>
-          <w:hyperlink w:anchor="_Toc225777652" w:history="1">
+          <w:hyperlink w:anchor="_Toc227785456" w:history="1">
             <w:r>
               <w:rPr>
                 <w:rStyle w:val="Hyperlink"/>
@@ -384,7 +384,7 @@
                 <w:noProof/>
                 <w:webHidden/>
               </w:rPr>
-              <w:instrText xml:space="preserve"> PAGEREF _Toc225777652 \h </w:instrText>
+              <w:instrText xml:space="preserve"> PAGEREF _Toc227785456 \h </w:instrText>
             </w:r>
             <w:r>
               <w:rPr>
@@ -431,7 +431,7 @@
               <w14:ligatures w14:val="standardContextual"/>
             </w:rPr>
           </w:pPr>
-          <w:hyperlink w:anchor="_Toc225777653" w:history="1">
+          <w:hyperlink w:anchor="_Toc227785457" w:history="1">
             <w:r>
               <w:rPr>
                 <w:rStyle w:val="Hyperlink"/>
@@ -458,7 +458,7 @@
                 <w:noProof/>
                 <w:webHidden/>
               </w:rPr>
-              <w:instrText xml:space="preserve"> PAGEREF _Toc225777653 \h </w:instrText>
+              <w:instrText xml:space="preserve"> PAGEREF _Toc227785457 \h </w:instrText>
             </w:r>
             <w:r>
               <w:rPr>
@@ -505,7 +505,7 @@
               <w14:ligatures w14:val="standardContextual"/>
             </w:rPr>
           </w:pPr>
-          <w:hyperlink w:anchor="_Toc225777654" w:history="1">
+          <w:hyperlink w:anchor="_Toc227785458" w:history="1">
             <w:r>
               <w:rPr>
                 <w:rStyle w:val="Hyperlink"/>
@@ -532,7 +532,7 @@
                 <w:noProof/>
                 <w:webHidden/>
               </w:rPr>
-              <w:instrText xml:space="preserve"> PAGEREF _Toc225777654 \h </w:instrText>
+              <w:instrText xml:space="preserve"> PAGEREF _Toc227785458 \h </w:instrText>
             </w:r>
             <w:r>
               <w:rPr>
@@ -579,7 +579,7 @@
               <w14:ligatures w14:val="standardContextual"/>
             </w:rPr>
           </w:pPr>
-          <w:hyperlink w:anchor="_Toc225777655" w:history="1">
+          <w:hyperlink w:anchor="_Toc227785459" w:history="1">
             <w:r>
               <w:rPr>
                 <w:rStyle w:val="Hyperlink"/>
@@ -606,7 +606,7 @@
                 <w:noProof/>
                 <w:webHidden/>
               </w:rPr>
-              <w:instrText xml:space="preserve"> PAGEREF _Toc225777655 \h </w:instrText>
+              <w:instrText xml:space="preserve"> PAGEREF _Toc227785459 \h </w:instrText>
             </w:r>
             <w:r>
               <w:rPr>
@@ -653,7 +653,7 @@
               <w14:ligatures w14:val="standardContextual"/>
             </w:rPr>
           </w:pPr>
-          <w:hyperlink w:anchor="_Toc225777656" w:history="1">
+          <w:hyperlink w:anchor="_Toc227785460" w:history="1">
             <w:r>
               <w:rPr>
                 <w:rStyle w:val="Hyperlink"/>
@@ -680,7 +680,7 @@
                 <w:noProof/>
                 <w:webHidden/>
               </w:rPr>
-              <w:instrText xml:space="preserve"> PAGEREF _Toc225777656 \h </w:instrText>
+              <w:instrText xml:space="preserve"> PAGEREF _Toc227785460 \h </w:instrText>
             </w:r>
             <w:r>
               <w:rPr>
@@ -727,7 +727,7 @@
               <w14:ligatures w14:val="standardContextual"/>
             </w:rPr>
           </w:pPr>
-          <w:hyperlink w:anchor="_Toc225777657" w:history="1">
+          <w:hyperlink w:anchor="_Toc227785461" w:history="1">
             <w:r>
               <w:rPr>
                 <w:rStyle w:val="Hyperlink"/>
@@ -754,7 +754,7 @@
                 <w:noProof/>
                 <w:webHidden/>
               </w:rPr>
-              <w:instrText xml:space="preserve"> PAGEREF _Toc225777657 \h </w:instrText>
+              <w:instrText xml:space="preserve"> PAGEREF _Toc227785461 \h </w:instrText>
             </w:r>
             <w:r>
               <w:rPr>
@@ -801,7 +801,7 @@
               <w14:ligatures w14:val="standardContextual"/>
             </w:rPr>
           </w:pPr>
-          <w:hyperlink w:anchor="_Toc225777658" w:history="1">
+          <w:hyperlink w:anchor="_Toc227785462" w:history="1">
             <w:r>
               <w:rPr>
                 <w:rStyle w:val="Hyperlink"/>
@@ -828,7 +828,7 @@
                 <w:noProof/>
                 <w:webHidden/>
               </w:rPr>
-              <w:instrText xml:space="preserve"> PAGEREF _Toc225777658 \h </w:instrText>
+              <w:instrText xml:space="preserve"> PAGEREF _Toc227785462 \h </w:instrText>
             </w:r>
             <w:r>
               <w:rPr>
@@ -875,7 +875,7 @@
               <w14:ligatures w14:val="standardContextual"/>
             </w:rPr>
           </w:pPr>
-          <w:hyperlink w:anchor="_Toc225777659" w:history="1">
+          <w:hyperlink w:anchor="_Toc227785463" w:history="1">
             <w:r>
               <w:rPr>
                 <w:rStyle w:val="Hyperlink"/>
@@ -902,7 +902,7 @@
                 <w:noProof/>
                 <w:webHidden/>
               </w:rPr>
-              <w:instrText xml:space="preserve"> PAGEREF _Toc225777659 \h </w:instrText>
+              <w:instrText xml:space="preserve"> PAGEREF _Toc227785463 \h </w:instrText>
             </w:r>
             <w:r>
               <w:rPr>
@@ -949,7 +949,7 @@
               <w14:ligatures w14:val="standardContextual"/>
             </w:rPr>
           </w:pPr>
-          <w:hyperlink w:anchor="_Toc225777660" w:history="1">
+          <w:hyperlink w:anchor="_Toc227785464" w:history="1">
             <w:r>
               <w:rPr>
                 <w:rStyle w:val="Hyperlink"/>
@@ -976,7 +976,7 @@
                 <w:noProof/>
                 <w:webHidden/>
               </w:rPr>
-              <w:instrText xml:space="preserve"> PAGEREF _Toc225777660 \h </w:instrText>
+              <w:instrText xml:space="preserve"> PAGEREF _Toc227785464 \h </w:instrText>
             </w:r>
             <w:r>
               <w:rPr>
@@ -1023,7 +1023,7 @@
               <w14:ligatures w14:val="standardContextual"/>
             </w:rPr>
           </w:pPr>
-          <w:hyperlink w:anchor="_Toc225777661" w:history="1">
+          <w:hyperlink w:anchor="_Toc227785465" w:history="1">
             <w:r>
               <w:rPr>
                 <w:rStyle w:val="Hyperlink"/>
@@ -1050,7 +1050,7 @@
                 <w:noProof/>
                 <w:webHidden/>
               </w:rPr>
-              <w:instrText xml:space="preserve"> PAGEREF _Toc225777661 \h </w:instrText>
+              <w:instrText xml:space="preserve"> PAGEREF _Toc227785465 \h </w:instrText>
             </w:r>
             <w:r>
               <w:rPr>
@@ -1097,7 +1097,7 @@
               <w14:ligatures w14:val="standardContextual"/>
             </w:rPr>
           </w:pPr>
-          <w:hyperlink w:anchor="_Toc225777662" w:history="1">
+          <w:hyperlink w:anchor="_Toc227785466" w:history="1">
             <w:r>
               <w:rPr>
                 <w:rStyle w:val="Hyperlink"/>
@@ -1124,7 +1124,7 @@
                 <w:noProof/>
                 <w:webHidden/>
               </w:rPr>
-              <w:instrText xml:space="preserve"> PAGEREF _Toc225777662 \h </w:instrText>
+              <w:instrText xml:space="preserve"> PAGEREF _Toc227785466 \h </w:instrText>
             </w:r>
             <w:r>
               <w:rPr>
@@ -1171,7 +1171,7 @@
               <w14:ligatures w14:val="standardContextual"/>
             </w:rPr>
           </w:pPr>
-          <w:hyperlink w:anchor="_Toc225777663" w:history="1">
+          <w:hyperlink w:anchor="_Toc227785467" w:history="1">
             <w:r>
               <w:rPr>
                 <w:rStyle w:val="Hyperlink"/>
@@ -1198,7 +1198,7 @@
                 <w:noProof/>
                 <w:webHidden/>
               </w:rPr>
-              <w:instrText xml:space="preserve"> PAGEREF _Toc225777663 \h </w:instrText>
+              <w:instrText xml:space="preserve"> PAGEREF _Toc227785467 \h </w:instrText>
             </w:r>
             <w:r>
               <w:rPr>
@@ -1245,7 +1245,7 @@
               <w14:ligatures w14:val="standardContextual"/>
             </w:rPr>
           </w:pPr>
-          <w:hyperlink w:anchor="_Toc225777664" w:history="1">
+          <w:hyperlink w:anchor="_Toc227785468" w:history="1">
             <w:r>
               <w:rPr>
                 <w:rStyle w:val="Hyperlink"/>
@@ -1272,7 +1272,7 @@
                 <w:noProof/>
                 <w:webHidden/>
               </w:rPr>
-              <w:instrText xml:space="preserve"> PAGEREF _Toc225777664 \h </w:instrText>
+              <w:instrText xml:space="preserve"> PAGEREF _Toc227785468 \h </w:instrText>
             </w:r>
             <w:r>
               <w:rPr>
@@ -1319,7 +1319,7 @@
               <w14:ligatures w14:val="standardContextual"/>
             </w:rPr>
           </w:pPr>
-          <w:hyperlink w:anchor="_Toc225777665" w:history="1">
+          <w:hyperlink w:anchor="_Toc227785469" w:history="1">
             <w:r>
               <w:rPr>
                 <w:rStyle w:val="Hyperlink"/>
@@ -1346,7 +1346,7 @@
                 <w:noProof/>
                 <w:webHidden/>
               </w:rPr>
-              <w:instrText xml:space="preserve"> PAGEREF _Toc225777665 \h </w:instrText>
+              <w:instrText xml:space="preserve"> PAGEREF _Toc227785469 \h </w:instrText>
             </w:r>
             <w:r>
               <w:rPr>
@@ -1393,7 +1393,7 @@
               <w14:ligatures w14:val="standardContextual"/>
             </w:rPr>
           </w:pPr>
-          <w:hyperlink w:anchor="_Toc225777666" w:history="1">
+          <w:hyperlink w:anchor="_Toc227785470" w:history="1">
             <w:r>
               <w:rPr>
                 <w:rStyle w:val="Hyperlink"/>
@@ -1420,7 +1420,7 @@
                 <w:noProof/>
                 <w:webHidden/>
               </w:rPr>
-              <w:instrText xml:space="preserve"> PAGEREF _Toc225777666 \h </w:instrText>
+              <w:instrText xml:space="preserve"> PAGEREF _Toc227785470 \h </w:instrText>
             </w:r>
             <w:r>
               <w:rPr>
@@ -1467,7 +1467,7 @@
               <w14:ligatures w14:val="standardContextual"/>
             </w:rPr>
           </w:pPr>
-          <w:hyperlink w:anchor="_Toc225777667" w:history="1">
+          <w:hyperlink w:anchor="_Toc227785471" w:history="1">
             <w:r>
               <w:rPr>
                 <w:rStyle w:val="Hyperlink"/>
@@ -1494,7 +1494,7 @@
                 <w:noProof/>
                 <w:webHidden/>
               </w:rPr>
-              <w:instrText xml:space="preserve"> PAGEREF _Toc225777667 \h </w:instrText>
+              <w:instrText xml:space="preserve"> PAGEREF _Toc227785471 \h </w:instrText>
             </w:r>
             <w:r>
               <w:rPr>
@@ -1541,7 +1541,7 @@
               <w14:ligatures w14:val="standardContextual"/>
             </w:rPr>
           </w:pPr>
-          <w:hyperlink w:anchor="_Toc225777668" w:history="1">
+          <w:hyperlink w:anchor="_Toc227785472" w:history="1">
             <w:r>
               <w:rPr>
                 <w:rStyle w:val="Hyperlink"/>
@@ -1568,7 +1568,7 @@
                 <w:noProof/>
                 <w:webHidden/>
               </w:rPr>
-              <w:instrText xml:space="preserve"> PAGEREF _Toc225777668 \h </w:instrText>
+              <w:instrText xml:space="preserve"> PAGEREF _Toc227785472 \h </w:instrText>
             </w:r>
             <w:r>
               <w:rPr>
@@ -1615,7 +1615,7 @@
               <w14:ligatures w14:val="standardContextual"/>
             </w:rPr>
           </w:pPr>
-          <w:hyperlink w:anchor="_Toc225777669" w:history="1">
+          <w:hyperlink w:anchor="_Toc227785473" w:history="1">
             <w:r>
               <w:rPr>
                 <w:rStyle w:val="Hyperlink"/>
@@ -1642,7 +1642,7 @@
                 <w:noProof/>
                 <w:webHidden/>
               </w:rPr>
-              <w:instrText xml:space="preserve"> PAGEREF _Toc225777669 \h </w:instrText>
+              <w:instrText xml:space="preserve"> PAGEREF _Toc227785473 \h </w:instrText>
             </w:r>
             <w:r>
               <w:rPr>
@@ -1689,7 +1689,7 @@
               <w14:ligatures w14:val="standardContextual"/>
             </w:rPr>
           </w:pPr>
-          <w:hyperlink w:anchor="_Toc225777670" w:history="1">
+          <w:hyperlink w:anchor="_Toc227785474" w:history="1">
             <w:r>
               <w:rPr>
                 <w:rStyle w:val="Hyperlink"/>
@@ -1716,7 +1716,7 @@
                 <w:noProof/>
                 <w:webHidden/>
               </w:rPr>
-              <w:instrText xml:space="preserve"> PAGEREF _Toc225777670 \h </w:instrText>
+              <w:instrText xml:space="preserve"> PAGEREF _Toc227785474 \h </w:instrText>
             </w:r>
             <w:r>
               <w:rPr>
@@ -1855,7 +1855,7 @@
         <w:pStyle w:val="Heading1"/>
       </w:pPr>
       <w:bookmarkStart w:id="0" w:name="what-you-will-learn"/>
-      <w:bookmarkStart w:id="1" w:name="_Toc225777648"/>
+      <w:bookmarkStart w:id="1" w:name="_Toc227785452"/>
       <w:r>
         <w:t>What you will learn</w:t>
       </w:r>
@@ -1921,7 +1921,7 @@
         <w:pStyle w:val="Heading1"/>
       </w:pPr>
       <w:bookmarkStart w:id="2" w:name="before-you-start"/>
-      <w:bookmarkStart w:id="3" w:name="_Toc225777649"/>
+      <w:bookmarkStart w:id="3" w:name="_Toc227785453"/>
       <w:bookmarkEnd w:id="0"/>
       <w:r>
         <w:t>Before you start</w:t>
@@ -2219,7 +2219,7 @@
         <w:pStyle w:val="Heading1"/>
       </w:pPr>
       <w:bookmarkStart w:id="4" w:name="the-data-and-the-reference-scripts"/>
-      <w:bookmarkStart w:id="5" w:name="_Toc225777650"/>
+      <w:bookmarkStart w:id="5" w:name="_Toc227785454"/>
       <w:bookmarkEnd w:id="2"/>
       <w:r>
         <w:t>The data and the reference scripts</w:t>
@@ -2563,7 +2563,7 @@
         <w:pStyle w:val="Heading1"/>
       </w:pPr>
       <w:bookmarkStart w:id="6" w:name="upload-to-hdfs"/>
-      <w:bookmarkStart w:id="7" w:name="_Toc225777651"/>
+      <w:bookmarkStart w:id="7" w:name="_Toc227785455"/>
       <w:bookmarkEnd w:id="4"/>
       <w:r>
         <w:t>Upload to HDFS</w:t>
@@ -2646,7 +2646,7 @@
         <w:rPr>
           <w:rStyle w:val="VariableTok"/>
         </w:rPr>
-        <w:t>$USER</w:t>
+        <w:t>$VDCLOUD_USER</w:t>
       </w:r>
       <w:r>
         <w:rPr>
@@ -2658,7 +2658,7 @@
         <w:rPr>
           <w:rStyle w:val="VariableTok"/>
         </w:rPr>
-        <w:t>$USER</w:t>
+        <w:t>$VDCLOUD_USER</w:t>
       </w:r>
       <w:r>
         <w:rPr>
@@ -2727,7 +2727,7 @@
         <w:rPr>
           <w:rStyle w:val="VariableTok"/>
         </w:rPr>
-        <w:t>$USER</w:t>
+        <w:t>$VDCLOUD_USER</w:t>
       </w:r>
       <w:r>
         <w:rPr>
@@ -2739,7 +2739,7 @@
         <w:rPr>
           <w:rStyle w:val="VariableTok"/>
         </w:rPr>
-        <w:t>$USER</w:t>
+        <w:t>$VDCLOUD_USER</w:t>
       </w:r>
       <w:r>
         <w:rPr>
@@ -2802,7 +2802,7 @@
         <w:rPr>
           <w:rStyle w:val="VariableTok"/>
         </w:rPr>
-        <w:t>$USER</w:t>
+        <w:t>$VDCLOUD_USER</w:t>
       </w:r>
       <w:r>
         <w:rPr>
@@ -2865,7 +2865,7 @@
         <w:rPr>
           <w:rStyle w:val="VariableTok"/>
         </w:rPr>
-        <w:t>$USER</w:t>
+        <w:t>$VDCLOUD_USER</w:t>
       </w:r>
       <w:r>
         <w:rPr>
@@ -2907,7 +2907,7 @@
         <w:rPr>
           <w:rStyle w:val="VariableTok"/>
         </w:rPr>
-        <w:t>$USER</w:t>
+        <w:t>$VDCLOUD_USER</w:t>
       </w:r>
       <w:r>
         <w:rPr>
@@ -2946,7 +2946,7 @@
         <w:rPr>
           <w:rStyle w:val="VariableTok"/>
         </w:rPr>
-        <w:t>$USER</w:t>
+        <w:t>$VDCLOUD_USER</w:t>
       </w:r>
       <w:r>
         <w:rPr>
@@ -2965,7 +2965,7 @@
         <w:pStyle w:val="Heading1"/>
       </w:pPr>
       <w:bookmarkStart w:id="8" w:name="the-execution-pattern"/>
-      <w:bookmarkStart w:id="9" w:name="_Toc225777652"/>
+      <w:bookmarkStart w:id="9" w:name="_Toc227785456"/>
       <w:bookmarkEnd w:id="6"/>
       <w:r>
         <w:t>The execution pattern</w:t>
@@ -2997,7 +2997,7 @@
         <w:rPr>
           <w:rStyle w:val="VariableTok"/>
         </w:rPr>
-        <w:t>$USER</w:t>
+        <w:t>$VDCLOUD_USER</w:t>
       </w:r>
       <w:r>
         <w:rPr>
@@ -3060,7 +3060,7 @@
         <w:rPr>
           <w:rStyle w:val="VariableTok"/>
         </w:rPr>
-        <w:t>$USER</w:t>
+        <w:t>$VDCLOUD_USER</w:t>
       </w:r>
     </w:p>
     <w:p>
@@ -3186,7 +3186,7 @@
         <w:pStyle w:val="Heading1"/>
       </w:pPr>
       <w:bookmarkStart w:id="10" w:name="introductory-example-word-count"/>
-      <w:bookmarkStart w:id="11" w:name="_Toc225777653"/>
+      <w:bookmarkStart w:id="11" w:name="_Toc227785457"/>
       <w:bookmarkEnd w:id="8"/>
       <w:r>
         <w:lastRenderedPageBreak/>
@@ -3214,7 +3214,7 @@
         <w:rPr>
           <w:rStyle w:val="VariableTok"/>
         </w:rPr>
-        <w:t>$USER</w:t>
+        <w:t>$VDCLOUD_USER</w:t>
       </w:r>
       <w:r>
         <w:rPr>
@@ -3253,7 +3253,7 @@
         <w:rPr>
           <w:rStyle w:val="VariableTok"/>
         </w:rPr>
-        <w:t>$USER</w:t>
+        <w:t>$VDCLOUD_USER</w:t>
       </w:r>
     </w:p>
     <w:p>
@@ -4230,13 +4230,13 @@
         <w:rPr>
           <w:rStyle w:val="StringTok"/>
         </w:rPr>
-        <w:t>"Explicit output path. If omitted, local runs only print results and remote run</w:t>
-      </w:r>
-      <w:r>
-        <w:rPr>
-          <w:rStyle w:val="StringTok"/>
-        </w:rPr>
-        <w:t>s write under &lt;base-path&gt;."</w:t>
+        <w:t>"Explicit output path. If omitted</w:t>
+      </w:r>
+      <w:r>
+        <w:rPr>
+          <w:rStyle w:val="StringTok"/>
+        </w:rPr>
+        <w:t>, local runs only print results and remote runs write under &lt;base-path&gt;."</w:t>
       </w:r>
       <w:r>
         <w:rPr>
@@ -4684,13 +4684,7 @@
         <w:rPr>
           <w:rStyle w:val="StringTok"/>
         </w:rPr>
-        <w:t>"loc</w:t>
-      </w:r>
-      <w:r>
-        <w:rPr>
-          <w:rStyle w:val="StringTok"/>
-        </w:rPr>
-        <w:t>al"</w:t>
+        <w:t>"local"</w:t>
       </w:r>
       <w:r>
         <w:rPr>
@@ -4837,7 +4831,13 @@
         <w:rPr>
           <w:rStyle w:val="StringTok"/>
         </w:rPr>
-        <w:t>"spark.submit.deployMode"</w:t>
+        <w:t>"spark.submit.de</w:t>
+      </w:r>
+      <w:r>
+        <w:rPr>
+          <w:rStyle w:val="StringTok"/>
+        </w:rPr>
+        <w:t>ployMode"</w:t>
       </w:r>
       <w:r>
         <w:rPr>
@@ -5257,7 +5257,13 @@
         <w:rPr>
           <w:rStyle w:val="NormalTok"/>
         </w:rPr>
-        <w:t xml:space="preserve">        .sortBy(</w:t>
+        <w:t xml:space="preserve">    </w:t>
+      </w:r>
+      <w:r>
+        <w:rPr>
+          <w:rStyle w:val="NormalTok"/>
+        </w:rPr>
+        <w:t xml:space="preserve">    .sortBy(</w:t>
       </w:r>
       <w:r>
         <w:rPr>
@@ -5332,13 +5338,7 @@
         <w:rPr>
           <w:rStyle w:val="CommentTok"/>
         </w:rPr>
-        <w:t># collect() is safe here because the l</w:t>
-      </w:r>
-      <w:r>
-        <w:rPr>
-          <w:rStyle w:val="CommentTok"/>
-        </w:rPr>
-        <w:t>ab output is intentionally small.</w:t>
+        <w:t># collect() is safe here because the lab output is intentionally small.</w:t>
       </w:r>
       <w:r>
         <w:br/>
@@ -5742,7 +5742,7 @@
         <w:pStyle w:val="Heading1"/>
       </w:pPr>
       <w:bookmarkStart w:id="12" w:name="q1-5-lowest-salaries"/>
-      <w:bookmarkStart w:id="13" w:name="_Toc225777654"/>
+      <w:bookmarkStart w:id="13" w:name="_Toc227785458"/>
       <w:bookmarkEnd w:id="10"/>
       <w:r>
         <w:t>Q1: 5 lowest salaries</w:t>
@@ -5799,7 +5799,7 @@
         <w:pStyle w:val="Heading2"/>
       </w:pPr>
       <w:bookmarkStart w:id="14" w:name="q1-with-rdd"/>
-      <w:bookmarkStart w:id="15" w:name="_Toc225777655"/>
+      <w:bookmarkStart w:id="15" w:name="_Toc227785459"/>
       <w:r>
         <w:t>Q1 with RDD</w:t>
       </w:r>
@@ -5825,7 +5825,7 @@
         <w:rPr>
           <w:rStyle w:val="VariableTok"/>
         </w:rPr>
-        <w:t>$USER</w:t>
+        <w:t>$VDCLOUD_USER</w:t>
       </w:r>
       <w:r>
         <w:rPr>
@@ -5864,7 +5864,7 @@
         <w:rPr>
           <w:rStyle w:val="VariableTok"/>
         </w:rPr>
-        <w:t>$USER</w:t>
+        <w:t>$VDCLOUD_USER</w:t>
       </w:r>
     </w:p>
     <w:p>
@@ -6784,7 +6784,13 @@
         <w:rPr>
           <w:rStyle w:val="StringTok"/>
         </w:rPr>
-        <w:t>"--output"</w:t>
+        <w:t>"--output</w:t>
+      </w:r>
+      <w:r>
+        <w:rPr>
+          <w:rStyle w:val="StringTok"/>
+        </w:rPr>
+        <w:t>"</w:t>
       </w:r>
       <w:r>
         <w:rPr>
@@ -7202,34 +7208,136 @@
         <w:rPr>
           <w:rStyle w:val="NormalTok"/>
         </w:rPr>
+        <w:t xml:space="preserve"> args.master.startswith(</w:t>
+      </w:r>
+      <w:r>
+        <w:rPr>
+          <w:rStyle w:val="StringTok"/>
+        </w:rPr>
+        <w:t>"local"</w:t>
+      </w:r>
+      <w:r>
+        <w:rPr>
+          <w:rStyle w:val="NormalTok"/>
+        </w:rPr>
+        <w:t>):</w:t>
+      </w:r>
+      <w:r>
+        <w:br/>
+      </w:r>
+      <w:r>
+        <w:rPr>
+          <w:rStyle w:val="NormalTok"/>
+        </w:rPr>
+        <w:t xml:space="preserve">            builder </w:t>
+      </w:r>
+      <w:r>
+        <w:rPr>
+          <w:rStyle w:val="OperatorTok"/>
+        </w:rPr>
+        <w:t>=</w:t>
+      </w:r>
+      <w:r>
+        <w:rPr>
+          <w:rStyle w:val="NormalTok"/>
+        </w:rPr>
+        <w:t xml:space="preserve"> builder.config(</w:t>
+      </w:r>
+      <w:r>
+        <w:rPr>
+          <w:rStyle w:val="StringTok"/>
+        </w:rPr>
+        <w:t>"spark.submit.deployMode"</w:t>
+      </w:r>
+      <w:r>
+        <w:rPr>
+          <w:rStyle w:val="NormalTok"/>
+        </w:rPr>
+        <w:t xml:space="preserve">, </w:t>
+      </w:r>
+      <w:r>
+        <w:rPr>
+          <w:rStyle w:val="StringTok"/>
+        </w:rPr>
+        <w:t>"client"</w:t>
+      </w:r>
+      <w:r>
+        <w:rPr>
+          <w:rStyle w:val="NormalTok"/>
+        </w:rPr>
+        <w:t>)</w:t>
+      </w:r>
+      <w:r>
+        <w:br/>
+      </w:r>
+      <w:r>
+        <w:rPr>
+          <w:rStyle w:val="NormalTok"/>
+        </w:rPr>
         <w:t xml:space="preserve"> </w:t>
       </w:r>
       <w:r>
         <w:rPr>
           <w:rStyle w:val="NormalTok"/>
         </w:rPr>
-        <w:t>args.master.startswith(</w:t>
-      </w:r>
-      <w:r>
-        <w:rPr>
-          <w:rStyle w:val="StringTok"/>
-        </w:rPr>
-        <w:t>"local"</w:t>
-      </w:r>
-      <w:r>
-        <w:rPr>
-          <w:rStyle w:val="NormalTok"/>
-        </w:rPr>
-        <w:t>):</w:t>
-      </w:r>
-      <w:r>
-        <w:br/>
-      </w:r>
-      <w:r>
-        <w:rPr>
-          <w:rStyle w:val="NormalTok"/>
-        </w:rPr>
-        <w:t xml:space="preserve">            builder </w:t>
+        <w:t xml:space="preserve">   </w:t>
+      </w:r>
+      <w:r>
+        <w:rPr>
+          <w:rStyle w:val="ControlFlowTok"/>
+        </w:rPr>
+        <w:t>elif</w:t>
+      </w:r>
+      <w:r>
+        <w:rPr>
+          <w:rStyle w:val="NormalTok"/>
+        </w:rPr>
+        <w:t xml:space="preserve"> </w:t>
+      </w:r>
+      <w:r>
+        <w:rPr>
+          <w:rStyle w:val="StringTok"/>
+        </w:rPr>
+        <w:t>"://"</w:t>
+      </w:r>
+      <w:r>
+        <w:rPr>
+          <w:rStyle w:val="NormalTok"/>
+        </w:rPr>
+        <w:t xml:space="preserve"> </w:t>
+      </w:r>
+      <w:r>
+        <w:rPr>
+          <w:rStyle w:val="KeywordTok"/>
+        </w:rPr>
+        <w:t>not</w:t>
+      </w:r>
+      <w:r>
+        <w:rPr>
+          <w:rStyle w:val="NormalTok"/>
+        </w:rPr>
+        <w:t xml:space="preserve"> </w:t>
+      </w:r>
+      <w:r>
+        <w:rPr>
+          <w:rStyle w:val="KeywordTok"/>
+        </w:rPr>
+        <w:t>in</w:t>
+      </w:r>
+      <w:r>
+        <w:rPr>
+          <w:rStyle w:val="NormalTok"/>
+        </w:rPr>
+        <w:t xml:space="preserve"> employees_path:</w:t>
+      </w:r>
+      <w:r>
+        <w:br/>
+      </w:r>
+      <w:r>
+        <w:rPr>
+          <w:rStyle w:val="NormalTok"/>
+        </w:rPr>
+        <w:t xml:space="preserve">        builder </w:t>
       </w:r>
       <w:r>
         <w:rPr>
@@ -7241,7 +7349,19 @@
         <w:rPr>
           <w:rStyle w:val="NormalTok"/>
         </w:rPr>
-        <w:t xml:space="preserve"> builder.config(</w:t>
+        <w:t xml:space="preserve"> builder.master(</w:t>
+      </w:r>
+      <w:r>
+        <w:rPr>
+          <w:rStyle w:val="StringTok"/>
+        </w:rPr>
+        <w:t>"local[*]"</w:t>
+      </w:r>
+      <w:r>
+        <w:rPr>
+          <w:rStyle w:val="NormalTok"/>
+        </w:rPr>
+        <w:t>).config(</w:t>
       </w:r>
       <w:r>
         <w:rPr>
@@ -7271,6 +7391,96 @@
         <w:br/>
       </w:r>
       <w:r>
+        <w:br/>
+      </w:r>
+      <w:r>
+        <w:rPr>
+          <w:rStyle w:val="NormalTok"/>
+        </w:rPr>
+        <w:t xml:space="preserve">    spark </w:t>
+      </w:r>
+      <w:r>
+        <w:rPr>
+          <w:rStyle w:val="OperatorTok"/>
+        </w:rPr>
+        <w:t>=</w:t>
+      </w:r>
+      <w:r>
+        <w:rPr>
+          <w:rStyle w:val="NormalTok"/>
+        </w:rPr>
+        <w:t xml:space="preserve"> builder.getOrCreate()</w:t>
+      </w:r>
+      <w:r>
+        <w:br/>
+      </w:r>
+      <w:r>
+        <w:rPr>
+          <w:rStyle w:val="NormalTok"/>
+        </w:rPr>
+        <w:t xml:space="preserve">    sc </w:t>
+      </w:r>
+      <w:r>
+        <w:rPr>
+          <w:rStyle w:val="OperatorTok"/>
+        </w:rPr>
+        <w:t>=</w:t>
+      </w:r>
+      <w:r>
+        <w:rPr>
+          <w:rStyle w:val="NormalTok"/>
+        </w:rPr>
+        <w:t xml:space="preserve"> spark.sparkContext</w:t>
+      </w:r>
+      <w:r>
+        <w:br/>
+      </w:r>
+      <w:r>
+        <w:rPr>
+          <w:rStyle w:val="NormalTok"/>
+        </w:rPr>
+        <w:t xml:space="preserve">    sc.setLogLevel(</w:t>
+      </w:r>
+      <w:r>
+        <w:rPr>
+          <w:rStyle w:val="StringTok"/>
+        </w:rPr>
+        <w:t>"ERROR"</w:t>
+      </w:r>
+      <w:r>
+        <w:rPr>
+          <w:rStyle w:val="NormalTok"/>
+        </w:rPr>
+        <w:t>)</w:t>
+      </w:r>
+      <w:r>
+        <w:br/>
+      </w:r>
+      <w:r>
+        <w:br/>
+      </w:r>
+      <w:r>
+        <w:rPr>
+          <w:rStyle w:val="NormalTok"/>
+        </w:rPr>
+        <w:t xml:space="preserve">    output_path </w:t>
+      </w:r>
+      <w:r>
+        <w:rPr>
+          <w:rStyle w:val="OperatorTok"/>
+        </w:rPr>
+        <w:t>=</w:t>
+      </w:r>
+      <w:r>
+        <w:rPr>
+          <w:rStyle w:val="NormalTok"/>
+        </w:rPr>
+        <w:t xml:space="preserve"> args.output</w:t>
+      </w:r>
+      <w:r>
+        <w:br/>
+      </w:r>
+      <w:r>
         <w:rPr>
           <w:rStyle w:val="NormalTok"/>
         </w:rPr>
@@ -7280,7 +7490,19 @@
         <w:rPr>
           <w:rStyle w:val="ControlFlowTok"/>
         </w:rPr>
-        <w:t>elif</w:t>
+        <w:t>if</w:t>
+      </w:r>
+      <w:r>
+        <w:rPr>
+          <w:rStyle w:val="NormalTok"/>
+        </w:rPr>
+        <w:t xml:space="preserve"> output_path </w:t>
+      </w:r>
+      <w:r>
+        <w:rPr>
+          <w:rStyle w:val="KeywordTok"/>
+        </w:rPr>
+        <w:t>is</w:t>
       </w:r>
       <w:r>
         <w:rPr>
@@ -7290,6 +7512,537 @@
       </w:r>
       <w:r>
         <w:rPr>
+          <w:rStyle w:val="VariableTok"/>
+        </w:rPr>
+        <w:t>None</w:t>
+      </w:r>
+      <w:r>
+        <w:rPr>
+          <w:rStyle w:val="NormalTok"/>
+        </w:rPr>
+        <w:t xml:space="preserve"> </w:t>
+      </w:r>
+      <w:r>
+        <w:rPr>
+          <w:rStyle w:val="KeywordTok"/>
+        </w:rPr>
+        <w:t>and</w:t>
+      </w:r>
+      <w:r>
+        <w:rPr>
+          <w:rStyle w:val="NormalTok"/>
+        </w:rPr>
+        <w:t xml:space="preserve"> args.base_path:</w:t>
+      </w:r>
+      <w:r>
+        <w:br/>
+      </w:r>
+      <w:r>
+        <w:rPr>
+          <w:rStyle w:val="NormalTok"/>
+        </w:rPr>
+        <w:t xml:space="preserve">        output_path </w:t>
+      </w:r>
+      <w:r>
+        <w:rPr>
+          <w:rStyle w:val="OperatorTok"/>
+        </w:rPr>
+        <w:t>=</w:t>
+      </w:r>
+      <w:r>
+        <w:rPr>
+          <w:rStyle w:val="NormalTok"/>
+        </w:rPr>
+        <w:t xml:space="preserve"> build_path(args.base_path, </w:t>
+      </w:r>
+      <w:r>
+        <w:rPr>
+          <w:rStyle w:val="SpecialStringTok"/>
+        </w:rPr>
+        <w:t>f"RddQ1_</w:t>
+      </w:r>
+      <w:r>
+        <w:rPr>
+          <w:rStyle w:val="SpecialCharTok"/>
+        </w:rPr>
+        <w:t>{</w:t>
+      </w:r>
+      <w:r>
+        <w:rPr>
+          <w:rStyle w:val="NormalTok"/>
+        </w:rPr>
+        <w:t>sc</w:t>
+      </w:r>
+      <w:r>
+        <w:rPr>
+          <w:rStyle w:val="SpecialCharTok"/>
+        </w:rPr>
+        <w:t>.</w:t>
+      </w:r>
+      <w:r>
+        <w:rPr>
+          <w:rStyle w:val="NormalTok"/>
+        </w:rPr>
+        <w:t>applicationId</w:t>
+      </w:r>
+      <w:r>
+        <w:rPr>
+          <w:rStyle w:val="SpecialCharTok"/>
+        </w:rPr>
+        <w:t>}</w:t>
+      </w:r>
+      <w:r>
+        <w:rPr>
+          <w:rStyle w:val="SpecialStringTok"/>
+        </w:rPr>
+        <w:t>"</w:t>
+      </w:r>
+      <w:r>
+        <w:rPr>
+          <w:rStyle w:val="NormalTok"/>
+        </w:rPr>
+        <w:t>)</w:t>
+      </w:r>
+      <w:r>
+        <w:br/>
+      </w:r>
+      <w:r>
+        <w:br/>
+      </w:r>
+      <w:r>
+        <w:rPr>
+          <w:rStyle w:val="NormalTok"/>
+        </w:rPr>
+        <w:t xml:space="preserve">    </w:t>
+      </w:r>
+      <w:r>
+        <w:rPr>
+          <w:rStyle w:val="CommentTok"/>
+        </w:rPr>
+        <w:t># RDD CSV handling is manual: each line starts as plain text and we split it ourselves.</w:t>
+      </w:r>
+      <w:r>
+        <w:br/>
+      </w:r>
+      <w:r>
+        <w:rPr>
+          <w:rStyle w:val="NormalTok"/>
+        </w:rPr>
+        <w:t xml:space="preserve">    employees </w:t>
+      </w:r>
+      <w:r>
+        <w:rPr>
+          <w:rStyle w:val="OperatorTok"/>
+        </w:rPr>
+        <w:t>=</w:t>
+      </w:r>
+      <w:r>
+        <w:rPr>
+          <w:rStyle w:val="NormalTok"/>
+        </w:rPr>
+        <w:t xml:space="preserve"> sc.textFile(employees_path).</w:t>
+      </w:r>
+      <w:r>
+        <w:rPr>
+          <w:rStyle w:val="BuiltInTok"/>
+        </w:rPr>
+        <w:t>map</w:t>
+      </w:r>
+      <w:r>
+        <w:rPr>
+          <w:rStyle w:val="NormalTok"/>
+        </w:rPr>
+        <w:t>(</w:t>
+      </w:r>
+      <w:r>
+        <w:rPr>
+          <w:rStyle w:val="KeywordTok"/>
+        </w:rPr>
+        <w:t>lambda</w:t>
+      </w:r>
+      <w:r>
+        <w:rPr>
+          <w:rStyle w:val="NormalTok"/>
+        </w:rPr>
+        <w:t xml:space="preserve"> line: line.split(</w:t>
+      </w:r>
+      <w:r>
+        <w:rPr>
+          <w:rStyle w:val="StringTok"/>
+        </w:rPr>
+        <w:t>","</w:t>
+      </w:r>
+      <w:r>
+        <w:rPr>
+          <w:rStyle w:val="NormalTok"/>
+        </w:rPr>
+        <w:t>))</w:t>
+      </w:r>
+      <w:r>
+        <w:br/>
+      </w:r>
+      <w:r>
+        <w:br/>
+      </w:r>
+      <w:r>
+        <w:rPr>
+          <w:rStyle w:val="NormalTok"/>
+        </w:rPr>
+        <w:t xml:space="preserve">    lowest_salaries </w:t>
+      </w:r>
+      <w:r>
+        <w:rPr>
+          <w:rStyle w:val="OperatorTok"/>
+        </w:rPr>
+        <w:t>=</w:t>
+      </w:r>
+      <w:r>
+        <w:rPr>
+          <w:rStyle w:val="NormalTok"/>
+        </w:rPr>
+        <w:t xml:space="preserve"> (</w:t>
+      </w:r>
+      <w:r>
+        <w:br/>
+      </w:r>
+      <w:r>
+        <w:rPr>
+          <w:rStyle w:val="NormalTok"/>
+        </w:rPr>
+        <w:t xml:space="preserve">        </w:t>
+      </w:r>
+      <w:r>
+        <w:rPr>
+          <w:rStyle w:val="CommentTok"/>
+        </w:rPr>
+        <w:t># Convert the numeric fields early so sorting behaves numerically and not lexicographically.</w:t>
+      </w:r>
+      <w:r>
+        <w:br/>
+      </w:r>
+      <w:r>
+        <w:rPr>
+          <w:rStyle w:val="NormalTok"/>
+        </w:rPr>
+        <w:t xml:space="preserve">        employees.</w:t>
+      </w:r>
+      <w:r>
+        <w:rPr>
+          <w:rStyle w:val="BuiltInTok"/>
+        </w:rPr>
+        <w:t>map</w:t>
+      </w:r>
+      <w:r>
+        <w:rPr>
+          <w:rStyle w:val="NormalTok"/>
+        </w:rPr>
+        <w:t>(</w:t>
+      </w:r>
+      <w:r>
+        <w:rPr>
+          <w:rStyle w:val="KeywordTok"/>
+        </w:rPr>
+        <w:t>lambda</w:t>
+      </w:r>
+      <w:r>
+        <w:rPr>
+          <w:rStyle w:val="NormalTok"/>
+        </w:rPr>
+        <w:t xml:space="preserve"> row: (</w:t>
+      </w:r>
+      <w:r>
+        <w:rPr>
+          <w:rStyle w:val="BuiltInTok"/>
+        </w:rPr>
+        <w:t>int</w:t>
+      </w:r>
+      <w:r>
+        <w:rPr>
+          <w:rStyle w:val="NormalTok"/>
+        </w:rPr>
+        <w:t>(row[</w:t>
+      </w:r>
+      <w:r>
+        <w:rPr>
+          <w:rStyle w:val="DecValTok"/>
+        </w:rPr>
+        <w:t>2</w:t>
+      </w:r>
+      <w:r>
+        <w:rPr>
+          <w:rStyle w:val="NormalTok"/>
+        </w:rPr>
+        <w:t xml:space="preserve">]), </w:t>
+      </w:r>
+      <w:r>
+        <w:rPr>
+          <w:rStyle w:val="BuiltInTok"/>
+        </w:rPr>
+        <w:t>int</w:t>
+      </w:r>
+      <w:r>
+        <w:rPr>
+          <w:rStyle w:val="NormalTok"/>
+        </w:rPr>
+        <w:t>(row[</w:t>
+      </w:r>
+      <w:r>
+        <w:rPr>
+          <w:rStyle w:val="DecValTok"/>
+        </w:rPr>
+        <w:t>0</w:t>
+      </w:r>
+      <w:r>
+        <w:rPr>
+          <w:rStyle w:val="NormalTok"/>
+        </w:rPr>
+        <w:t>]), row[</w:t>
+      </w:r>
+      <w:r>
+        <w:rPr>
+          <w:rStyle w:val="DecValTok"/>
+        </w:rPr>
+        <w:t>1</w:t>
+      </w:r>
+      <w:r>
+        <w:rPr>
+          <w:rStyle w:val="NormalTok"/>
+        </w:rPr>
+        <w:t xml:space="preserve">], </w:t>
+      </w:r>
+      <w:r>
+        <w:rPr>
+          <w:rStyle w:val="BuiltInTok"/>
+        </w:rPr>
+        <w:t>int</w:t>
+      </w:r>
+      <w:r>
+        <w:rPr>
+          <w:rStyle w:val="NormalTok"/>
+        </w:rPr>
+        <w:t>(row[</w:t>
+      </w:r>
+      <w:r>
+        <w:rPr>
+          <w:rStyle w:val="DecValTok"/>
+        </w:rPr>
+        <w:t>3</w:t>
+      </w:r>
+      <w:r>
+        <w:rPr>
+          <w:rStyle w:val="NormalTok"/>
+        </w:rPr>
+        <w:t>])))</w:t>
+      </w:r>
+      <w:r>
+        <w:br/>
+      </w:r>
+      <w:r>
+        <w:rPr>
+          <w:rStyle w:val="NormalTok"/>
+        </w:rPr>
+        <w:t xml:space="preserve">        </w:t>
+      </w:r>
+      <w:r>
+        <w:rPr>
+          <w:rStyle w:val="CommentTok"/>
+        </w:rPr>
+        <w:t># takeOrdered() is a good fit for small "top N" style answers.</w:t>
+      </w:r>
+      <w:r>
+        <w:br/>
+      </w:r>
+      <w:r>
+        <w:rPr>
+          <w:rStyle w:val="NormalTok"/>
+        </w:rPr>
+        <w:t xml:space="preserve">        .takeOrdered(</w:t>
+      </w:r>
+      <w:r>
+        <w:rPr>
+          <w:rStyle w:val="DecValTok"/>
+        </w:rPr>
+        <w:t>5</w:t>
+      </w:r>
+      <w:r>
+        <w:rPr>
+          <w:rStyle w:val="NormalTok"/>
+        </w:rPr>
+        <w:t>)</w:t>
+      </w:r>
+      <w:r>
+        <w:br/>
+      </w:r>
+      <w:r>
+        <w:rPr>
+          <w:rStyle w:val="NormalTok"/>
+        </w:rPr>
+        <w:t xml:space="preserve">    )</w:t>
+      </w:r>
+      <w:r>
+        <w:br/>
+      </w:r>
+      <w:r>
+        <w:br/>
+      </w:r>
+      <w:r>
+        <w:rPr>
+          <w:rStyle w:val="NormalTok"/>
+        </w:rPr>
+        <w:t xml:space="preserve">    </w:t>
+      </w:r>
+      <w:r>
+        <w:rPr>
+          <w:rStyle w:val="CommentTok"/>
+        </w:rPr>
+        <w:t># We reorder the tuple back into a human-readable form before printing or saving it.</w:t>
+      </w:r>
+      <w:r>
+        <w:br/>
+      </w:r>
+      <w:r>
+        <w:rPr>
+          <w:rStyle w:val="NormalTok"/>
+        </w:rPr>
+        <w:t xml:space="preserve">    results </w:t>
+      </w:r>
+      <w:r>
+        <w:rPr>
+          <w:rStyle w:val="OperatorTok"/>
+        </w:rPr>
+        <w:t>=</w:t>
+      </w:r>
+      <w:r>
+        <w:rPr>
+          <w:rStyle w:val="NormalTok"/>
+        </w:rPr>
+        <w:t xml:space="preserve"> [(employee_id, name, salary, dep_id) </w:t>
+      </w:r>
+      <w:r>
+        <w:rPr>
+          <w:rStyle w:val="ControlFlowTok"/>
+        </w:rPr>
+        <w:t>for</w:t>
+      </w:r>
+      <w:r>
+        <w:rPr>
+          <w:rStyle w:val="NormalTok"/>
+        </w:rPr>
+        <w:t xml:space="preserve"> salary, employee_id, name, dep_id </w:t>
+      </w:r>
+      <w:r>
+        <w:rPr>
+          <w:rStyle w:val="KeywordTok"/>
+        </w:rPr>
+        <w:t>in</w:t>
+      </w:r>
+      <w:r>
+        <w:rPr>
+          <w:rStyle w:val="NormalTok"/>
+        </w:rPr>
+        <w:t xml:space="preserve"> lowest_salaries]</w:t>
+      </w:r>
+      <w:r>
+        <w:br/>
+      </w:r>
+      <w:r>
+        <w:rPr>
+          <w:rStyle w:val="NormalTok"/>
+        </w:rPr>
+        <w:t xml:space="preserve">    </w:t>
+      </w:r>
+      <w:r>
+        <w:rPr>
+          <w:rStyle w:val="ControlFlowTok"/>
+        </w:rPr>
+        <w:t>for</w:t>
+      </w:r>
+      <w:r>
+        <w:rPr>
+          <w:rStyle w:val="NormalTok"/>
+        </w:rPr>
+        <w:t xml:space="preserve"> item </w:t>
+      </w:r>
+      <w:r>
+        <w:rPr>
+          <w:rStyle w:val="KeywordTok"/>
+        </w:rPr>
+        <w:t>in</w:t>
+      </w:r>
+      <w:r>
+        <w:rPr>
+          <w:rStyle w:val="NormalTok"/>
+        </w:rPr>
+        <w:t xml:space="preserve"> results:</w:t>
+      </w:r>
+      <w:r>
+        <w:br/>
+      </w:r>
+      <w:r>
+        <w:rPr>
+          <w:rStyle w:val="NormalTok"/>
+        </w:rPr>
+        <w:t xml:space="preserve">        </w:t>
+      </w:r>
+      <w:r>
+        <w:rPr>
+          <w:rStyle w:val="BuiltInTok"/>
+        </w:rPr>
+        <w:t>print</w:t>
+      </w:r>
+      <w:r>
+        <w:rPr>
+          <w:rStyle w:val="NormalTok"/>
+        </w:rPr>
+        <w:t>(item)</w:t>
+      </w:r>
+      <w:r>
+        <w:br/>
+      </w:r>
+      <w:r>
+        <w:br/>
+      </w:r>
+      <w:r>
+        <w:rPr>
+          <w:rStyle w:val="NormalTok"/>
+        </w:rPr>
+        <w:t xml:space="preserve">    </w:t>
+      </w:r>
+      <w:r>
+        <w:rPr>
+          <w:rStyle w:val="ControlFlowTok"/>
+        </w:rPr>
+        <w:t>if</w:t>
+      </w:r>
+      <w:r>
+        <w:rPr>
+          <w:rStyle w:val="NormalTok"/>
+        </w:rPr>
+        <w:t xml:space="preserve"> output_path:</w:t>
+      </w:r>
+      <w:r>
+        <w:br/>
+      </w:r>
+      <w:r>
+        <w:rPr>
+          <w:rStyle w:val="NormalTok"/>
+        </w:rPr>
+        <w:t xml:space="preserve">        </w:t>
+      </w:r>
+      <w:r>
+        <w:rPr>
+          <w:rStyle w:val="ControlFlowTok"/>
+        </w:rPr>
+        <w:t>if</w:t>
+      </w:r>
+      <w:r>
+        <w:rPr>
+          <w:rStyle w:val="NormalTok"/>
+        </w:rPr>
+        <w:t xml:space="preserve"> </w:t>
+      </w:r>
+      <w:r>
+        <w:rPr>
           <w:rStyle w:val="StringTok"/>
         </w:rPr>
         <w:t>"://"</w:t>
@@ -7304,7 +8057,163 @@
         <w:rPr>
           <w:rStyle w:val="KeywordTok"/>
         </w:rPr>
-        <w:t>not</w:t>
+        <w:t>in</w:t>
+      </w:r>
+      <w:r>
+        <w:rPr>
+          <w:rStyle w:val="NormalTok"/>
+        </w:rPr>
+        <w:t xml:space="preserve"> output_path:</w:t>
+      </w:r>
+      <w:r>
+        <w:br/>
+      </w:r>
+      <w:r>
+        <w:rPr>
+          <w:rStyle w:val="NormalTok"/>
+        </w:rPr>
+        <w:t xml:space="preserve">            </w:t>
+      </w:r>
+      <w:r>
+        <w:rPr>
+          <w:rStyle w:val="CommentTok"/>
+        </w:rPr>
+        <w:t># Parallelizing the tiny final answer is fine for lab-sized outputs.</w:t>
+      </w:r>
+      <w:r>
+        <w:br/>
+      </w:r>
+      <w:r>
+        <w:rPr>
+          <w:rStyle w:val="NormalTok"/>
+        </w:rPr>
+        <w:t xml:space="preserve">            sc.parallelize(results, </w:t>
+      </w:r>
+      <w:r>
+        <w:rPr>
+          <w:rStyle w:val="DecValTok"/>
+        </w:rPr>
+        <w:t>1</w:t>
+      </w:r>
+      <w:r>
+        <w:rPr>
+          <w:rStyle w:val="NormalTok"/>
+        </w:rPr>
+        <w:t>).saveAsTextFile(output_path)</w:t>
+      </w:r>
+      <w:r>
+        <w:br/>
+      </w:r>
+      <w:r>
+        <w:rPr>
+          <w:rStyle w:val="NormalTok"/>
+        </w:rPr>
+        <w:t xml:space="preserve">        </w:t>
+      </w:r>
+      <w:r>
+        <w:rPr>
+          <w:rStyle w:val="ControlFlowTok"/>
+        </w:rPr>
+        <w:t>else</w:t>
+      </w:r>
+      <w:r>
+        <w:rPr>
+          <w:rStyle w:val="NormalTok"/>
+        </w:rPr>
+        <w:t>:</w:t>
+      </w:r>
+      <w:r>
+        <w:br/>
+      </w:r>
+      <w:r>
+        <w:rPr>
+          <w:rStyle w:val="NormalTok"/>
+        </w:rPr>
+        <w:t xml:space="preserve">            write_local_text_output(output_path, results)</w:t>
+      </w:r>
+      <w:r>
+        <w:br/>
+      </w:r>
+      <w:r>
+        <w:rPr>
+          <w:rStyle w:val="NormalTok"/>
+        </w:rPr>
+        <w:t xml:space="preserve">        </w:t>
+      </w:r>
+      <w:r>
+        <w:rPr>
+          <w:rStyle w:val="BuiltInTok"/>
+        </w:rPr>
+        <w:t>print</w:t>
+      </w:r>
+      <w:r>
+        <w:rPr>
+          <w:rStyle w:val="NormalTok"/>
+        </w:rPr>
+        <w:t>(</w:t>
+      </w:r>
+      <w:r>
+        <w:rPr>
+          <w:rStyle w:val="SpecialStringTok"/>
+        </w:rPr>
+        <w:t xml:space="preserve">f"Saved to: </w:t>
+      </w:r>
+      <w:r>
+        <w:rPr>
+          <w:rStyle w:val="SpecialCharTok"/>
+        </w:rPr>
+        <w:t>{</w:t>
+      </w:r>
+      <w:r>
+        <w:rPr>
+          <w:rStyle w:val="NormalTok"/>
+        </w:rPr>
+        <w:t>output_path</w:t>
+      </w:r>
+      <w:r>
+        <w:rPr>
+          <w:rStyle w:val="SpecialCharTok"/>
+        </w:rPr>
+        <w:t>}</w:t>
+      </w:r>
+      <w:r>
+        <w:rPr>
+          <w:rStyle w:val="SpecialStringTok"/>
+        </w:rPr>
+        <w:t>"</w:t>
+      </w:r>
+      <w:r>
+        <w:rPr>
+          <w:rStyle w:val="NormalTok"/>
+        </w:rPr>
+        <w:t>)</w:t>
+      </w:r>
+      <w:r>
+        <w:br/>
+      </w:r>
+      <w:r>
+        <w:br/>
+      </w:r>
+      <w:r>
+        <w:rPr>
+          <w:rStyle w:val="NormalTok"/>
+        </w:rPr>
+        <w:t xml:space="preserve">    spark.stop()</w:t>
+      </w:r>
+      <w:r>
+        <w:br/>
+      </w:r>
+      <w:r>
+        <w:br/>
+      </w:r>
+      <w:r>
+        <w:br/>
+      </w:r>
+      <w:r>
+        <w:rPr>
+          <w:rStyle w:val="ControlFlowTok"/>
+        </w:rPr>
+        <w:t>if</w:t>
       </w:r>
       <w:r>
         <w:rPr>
@@ -7314,189 +8223,21 @@
       </w:r>
       <w:r>
         <w:rPr>
-          <w:rStyle w:val="KeywordTok"/>
-        </w:rPr>
-        <w:t>in</w:t>
-      </w:r>
-      <w:r>
-        <w:rPr>
-          <w:rStyle w:val="NormalTok"/>
-        </w:rPr>
-        <w:t xml:space="preserve"> employees_path:</w:t>
-      </w:r>
-      <w:r>
-        <w:br/>
-      </w:r>
-      <w:r>
-        <w:rPr>
-          <w:rStyle w:val="NormalTok"/>
-        </w:rPr>
-        <w:t xml:space="preserve">        builder </w:t>
+          <w:rStyle w:val="VariableTok"/>
+        </w:rPr>
+        <w:t>__name__</w:t>
+      </w:r>
+      <w:r>
+        <w:rPr>
+          <w:rStyle w:val="NormalTok"/>
+        </w:rPr>
+        <w:t xml:space="preserve"> </w:t>
       </w:r>
       <w:r>
         <w:rPr>
           <w:rStyle w:val="OperatorTok"/>
         </w:rPr>
-        <w:t>=</w:t>
-      </w:r>
-      <w:r>
-        <w:rPr>
-          <w:rStyle w:val="NormalTok"/>
-        </w:rPr>
-        <w:t xml:space="preserve"> builder.master(</w:t>
-      </w:r>
-      <w:r>
-        <w:rPr>
-          <w:rStyle w:val="StringTok"/>
-        </w:rPr>
-        <w:t>"local[*]"</w:t>
-      </w:r>
-      <w:r>
-        <w:rPr>
-          <w:rStyle w:val="NormalTok"/>
-        </w:rPr>
-        <w:t>).config(</w:t>
-      </w:r>
-      <w:r>
-        <w:rPr>
-          <w:rStyle w:val="StringTok"/>
-        </w:rPr>
-        <w:t>"spark.submit.deployMode"</w:t>
-      </w:r>
-      <w:r>
-        <w:rPr>
-          <w:rStyle w:val="NormalTok"/>
-        </w:rPr>
-        <w:t xml:space="preserve">, </w:t>
-      </w:r>
-      <w:r>
-        <w:rPr>
-          <w:rStyle w:val="StringTok"/>
-        </w:rPr>
-        <w:t>"client"</w:t>
-      </w:r>
-      <w:r>
-        <w:rPr>
-          <w:rStyle w:val="NormalTok"/>
-        </w:rPr>
-        <w:t>)</w:t>
-      </w:r>
-      <w:r>
-        <w:br/>
-      </w:r>
-      <w:r>
-        <w:br/>
-      </w:r>
-      <w:r>
-        <w:rPr>
-          <w:rStyle w:val="NormalTok"/>
-        </w:rPr>
-        <w:t xml:space="preserve">    spark </w:t>
-      </w:r>
-      <w:r>
-        <w:rPr>
-          <w:rStyle w:val="OperatorTok"/>
-        </w:rPr>
-        <w:t>=</w:t>
-      </w:r>
-      <w:r>
-        <w:rPr>
-          <w:rStyle w:val="NormalTok"/>
-        </w:rPr>
-        <w:t xml:space="preserve"> builder.getOrCreate()</w:t>
-      </w:r>
-      <w:r>
-        <w:br/>
-      </w:r>
-      <w:r>
-        <w:rPr>
-          <w:rStyle w:val="NormalTok"/>
-        </w:rPr>
-        <w:t xml:space="preserve">    sc </w:t>
-      </w:r>
-      <w:r>
-        <w:rPr>
-          <w:rStyle w:val="OperatorTok"/>
-        </w:rPr>
-        <w:t>=</w:t>
-      </w:r>
-      <w:r>
-        <w:rPr>
-          <w:rStyle w:val="NormalTok"/>
-        </w:rPr>
-        <w:t xml:space="preserve"> spark.sparkContext</w:t>
-      </w:r>
-      <w:r>
-        <w:br/>
-      </w:r>
-      <w:r>
-        <w:rPr>
-          <w:rStyle w:val="NormalTok"/>
-        </w:rPr>
-        <w:t xml:space="preserve">    sc.setLogLevel(</w:t>
-      </w:r>
-      <w:r>
-        <w:rPr>
-          <w:rStyle w:val="StringTok"/>
-        </w:rPr>
-        <w:t>"ERROR"</w:t>
-      </w:r>
-      <w:r>
-        <w:rPr>
-          <w:rStyle w:val="NormalTok"/>
-        </w:rPr>
-        <w:t>)</w:t>
-      </w:r>
-      <w:r>
-        <w:br/>
-      </w:r>
-      <w:r>
-        <w:br/>
-      </w:r>
-      <w:r>
-        <w:rPr>
-          <w:rStyle w:val="NormalTok"/>
-        </w:rPr>
-        <w:t xml:space="preserve">    output_path </w:t>
-      </w:r>
-      <w:r>
-        <w:rPr>
-          <w:rStyle w:val="OperatorTok"/>
-        </w:rPr>
-        <w:t>=</w:t>
-      </w:r>
-      <w:r>
-        <w:rPr>
-          <w:rStyle w:val="NormalTok"/>
-        </w:rPr>
-        <w:t xml:space="preserve"> args.output</w:t>
-      </w:r>
-      <w:r>
-        <w:br/>
-      </w:r>
-      <w:r>
-        <w:rPr>
-          <w:rStyle w:val="NormalTok"/>
-        </w:rPr>
-        <w:t xml:space="preserve">    </w:t>
-      </w:r>
-      <w:r>
-        <w:rPr>
-          <w:rStyle w:val="ControlFlowTok"/>
-        </w:rPr>
-        <w:t>if</w:t>
-      </w:r>
-      <w:r>
-        <w:rPr>
-          <w:rStyle w:val="NormalTok"/>
-        </w:rPr>
-        <w:t xml:space="preserve"> output_path </w:t>
-      </w:r>
-      <w:r>
-        <w:rPr>
-          <w:rStyle w:val="KeywordTok"/>
-        </w:rPr>
-        <w:t>is</w:t>
+        <w:t>==</w:t>
       </w:r>
       <w:r>
         <w:rPr>
@@ -7506,615 +8247,9 @@
       </w:r>
       <w:r>
         <w:rPr>
-          <w:rStyle w:val="VariableTok"/>
-        </w:rPr>
-        <w:t>None</w:t>
-      </w:r>
-      <w:r>
-        <w:rPr>
-          <w:rStyle w:val="NormalTok"/>
-        </w:rPr>
-        <w:t xml:space="preserve"> </w:t>
-      </w:r>
-      <w:r>
-        <w:rPr>
-          <w:rStyle w:val="KeywordTok"/>
-        </w:rPr>
-        <w:t>and</w:t>
-      </w:r>
-      <w:r>
-        <w:rPr>
-          <w:rStyle w:val="NormalTok"/>
-        </w:rPr>
-        <w:t xml:space="preserve"> args.base_path:</w:t>
-      </w:r>
-      <w:r>
-        <w:br/>
-      </w:r>
-      <w:r>
-        <w:rPr>
-          <w:rStyle w:val="NormalTok"/>
-        </w:rPr>
-        <w:t xml:space="preserve">        output_path </w:t>
-      </w:r>
-      <w:r>
-        <w:rPr>
-          <w:rStyle w:val="OperatorTok"/>
-        </w:rPr>
-        <w:t>=</w:t>
-      </w:r>
-      <w:r>
-        <w:rPr>
-          <w:rStyle w:val="NormalTok"/>
-        </w:rPr>
-        <w:t xml:space="preserve"> build_path(args.base_path, </w:t>
-      </w:r>
-      <w:r>
-        <w:rPr>
-          <w:rStyle w:val="SpecialStringTok"/>
-        </w:rPr>
-        <w:t>f"RddQ1_</w:t>
-      </w:r>
-      <w:r>
-        <w:rPr>
-          <w:rStyle w:val="SpecialCharTok"/>
-        </w:rPr>
-        <w:t>{</w:t>
-      </w:r>
-      <w:r>
-        <w:rPr>
-          <w:rStyle w:val="NormalTok"/>
-        </w:rPr>
-        <w:t>sc</w:t>
-      </w:r>
-      <w:r>
-        <w:rPr>
-          <w:rStyle w:val="SpecialCharTok"/>
-        </w:rPr>
-        <w:t>.</w:t>
-      </w:r>
-      <w:r>
-        <w:rPr>
-          <w:rStyle w:val="NormalTok"/>
-        </w:rPr>
-        <w:t>applicationId</w:t>
-      </w:r>
-      <w:r>
-        <w:rPr>
-          <w:rStyle w:val="SpecialCharTok"/>
-        </w:rPr>
-        <w:t>}</w:t>
-      </w:r>
-      <w:r>
-        <w:rPr>
-          <w:rStyle w:val="SpecialStringTok"/>
-        </w:rPr>
-        <w:t>"</w:t>
-      </w:r>
-      <w:r>
-        <w:rPr>
-          <w:rStyle w:val="NormalTok"/>
-        </w:rPr>
-        <w:t>)</w:t>
-      </w:r>
-      <w:r>
-        <w:br/>
-      </w:r>
-      <w:r>
-        <w:br/>
-      </w:r>
-      <w:r>
-        <w:rPr>
-          <w:rStyle w:val="NormalTok"/>
-        </w:rPr>
-        <w:t xml:space="preserve">    </w:t>
-      </w:r>
-      <w:r>
-        <w:rPr>
-          <w:rStyle w:val="CommentTok"/>
-        </w:rPr>
-        <w:t># RDD CSV handling is manual: each line starts as plain text and we split it ourselves.</w:t>
-      </w:r>
-      <w:r>
-        <w:br/>
-      </w:r>
-      <w:r>
-        <w:rPr>
-          <w:rStyle w:val="NormalTok"/>
-        </w:rPr>
-        <w:t xml:space="preserve">    employees </w:t>
-      </w:r>
-      <w:r>
-        <w:rPr>
-          <w:rStyle w:val="OperatorTok"/>
-        </w:rPr>
-        <w:t>=</w:t>
-      </w:r>
-      <w:r>
-        <w:rPr>
-          <w:rStyle w:val="NormalTok"/>
-        </w:rPr>
-        <w:t xml:space="preserve"> sc.textFile(employees_path).</w:t>
-      </w:r>
-      <w:r>
-        <w:rPr>
-          <w:rStyle w:val="BuiltInTok"/>
-        </w:rPr>
-        <w:t>map</w:t>
-      </w:r>
-      <w:r>
-        <w:rPr>
-          <w:rStyle w:val="NormalTok"/>
-        </w:rPr>
-        <w:t>(</w:t>
-      </w:r>
-      <w:r>
-        <w:rPr>
-          <w:rStyle w:val="KeywordTok"/>
-        </w:rPr>
-        <w:t>lambda</w:t>
-      </w:r>
-      <w:r>
-        <w:rPr>
-          <w:rStyle w:val="NormalTok"/>
-        </w:rPr>
-        <w:t xml:space="preserve"> line: line.split(</w:t>
-      </w:r>
-      <w:r>
-        <w:rPr>
-          <w:rStyle w:val="StringTok"/>
-        </w:rPr>
-        <w:t>","</w:t>
-      </w:r>
-      <w:r>
-        <w:rPr>
-          <w:rStyle w:val="NormalTok"/>
-        </w:rPr>
-        <w:t>))</w:t>
-      </w:r>
-      <w:r>
-        <w:br/>
-      </w:r>
-      <w:r>
-        <w:br/>
-      </w:r>
-      <w:r>
-        <w:rPr>
-          <w:rStyle w:val="NormalTok"/>
-        </w:rPr>
-        <w:t xml:space="preserve">    lowest_salaries </w:t>
-      </w:r>
-      <w:r>
-        <w:rPr>
-          <w:rStyle w:val="OperatorTok"/>
-        </w:rPr>
-        <w:t>=</w:t>
-      </w:r>
-      <w:r>
-        <w:rPr>
-          <w:rStyle w:val="NormalTok"/>
-        </w:rPr>
-        <w:t xml:space="preserve"> (</w:t>
-      </w:r>
-      <w:r>
-        <w:br/>
-      </w:r>
-      <w:r>
-        <w:rPr>
-          <w:rStyle w:val="NormalTok"/>
-        </w:rPr>
-        <w:t xml:space="preserve">        </w:t>
-      </w:r>
-      <w:r>
-        <w:rPr>
-          <w:rStyle w:val="CommentTok"/>
-        </w:rPr>
-        <w:t># Convert the numeric fields early so sorting behaves numerically and not</w:t>
-      </w:r>
-      <w:r>
-        <w:rPr>
-          <w:rStyle w:val="CommentTok"/>
-        </w:rPr>
-        <w:t xml:space="preserve"> lexicographically.</w:t>
-      </w:r>
-      <w:r>
-        <w:br/>
-      </w:r>
-      <w:r>
-        <w:rPr>
-          <w:rStyle w:val="NormalTok"/>
-        </w:rPr>
-        <w:t xml:space="preserve">        employees.</w:t>
-      </w:r>
-      <w:r>
-        <w:rPr>
-          <w:rStyle w:val="BuiltInTok"/>
-        </w:rPr>
-        <w:t>map</w:t>
-      </w:r>
-      <w:r>
-        <w:rPr>
-          <w:rStyle w:val="NormalTok"/>
-        </w:rPr>
-        <w:t>(</w:t>
-      </w:r>
-      <w:r>
-        <w:rPr>
-          <w:rStyle w:val="KeywordTok"/>
-        </w:rPr>
-        <w:t>lambda</w:t>
-      </w:r>
-      <w:r>
-        <w:rPr>
-          <w:rStyle w:val="NormalTok"/>
-        </w:rPr>
-        <w:t xml:space="preserve"> row: (</w:t>
-      </w:r>
-      <w:r>
-        <w:rPr>
-          <w:rStyle w:val="BuiltInTok"/>
-        </w:rPr>
-        <w:t>int</w:t>
-      </w:r>
-      <w:r>
-        <w:rPr>
-          <w:rStyle w:val="NormalTok"/>
-        </w:rPr>
-        <w:t>(row[</w:t>
-      </w:r>
-      <w:r>
-        <w:rPr>
-          <w:rStyle w:val="DecValTok"/>
-        </w:rPr>
-        <w:t>2</w:t>
-      </w:r>
-      <w:r>
-        <w:rPr>
-          <w:rStyle w:val="NormalTok"/>
-        </w:rPr>
-        <w:t xml:space="preserve">]), </w:t>
-      </w:r>
-      <w:r>
-        <w:rPr>
-          <w:rStyle w:val="BuiltInTok"/>
-        </w:rPr>
-        <w:t>int</w:t>
-      </w:r>
-      <w:r>
-        <w:rPr>
-          <w:rStyle w:val="NormalTok"/>
-        </w:rPr>
-        <w:t>(row[</w:t>
-      </w:r>
-      <w:r>
-        <w:rPr>
-          <w:rStyle w:val="DecValTok"/>
-        </w:rPr>
-        <w:t>0</w:t>
-      </w:r>
-      <w:r>
-        <w:rPr>
-          <w:rStyle w:val="NormalTok"/>
-        </w:rPr>
-        <w:t>]), row[</w:t>
-      </w:r>
-      <w:r>
-        <w:rPr>
-          <w:rStyle w:val="DecValTok"/>
-        </w:rPr>
-        <w:t>1</w:t>
-      </w:r>
-      <w:r>
-        <w:rPr>
-          <w:rStyle w:val="NormalTok"/>
-        </w:rPr>
-        <w:t xml:space="preserve">], </w:t>
-      </w:r>
-      <w:r>
-        <w:rPr>
-          <w:rStyle w:val="BuiltInTok"/>
-        </w:rPr>
-        <w:t>int</w:t>
-      </w:r>
-      <w:r>
-        <w:rPr>
-          <w:rStyle w:val="NormalTok"/>
-        </w:rPr>
-        <w:t>(row[</w:t>
-      </w:r>
-      <w:r>
-        <w:rPr>
-          <w:rStyle w:val="DecValTok"/>
-        </w:rPr>
-        <w:t>3</w:t>
-      </w:r>
-      <w:r>
-        <w:rPr>
-          <w:rStyle w:val="NormalTok"/>
-        </w:rPr>
-        <w:t>])))</w:t>
-      </w:r>
-      <w:r>
-        <w:br/>
-      </w:r>
-      <w:r>
-        <w:rPr>
-          <w:rStyle w:val="NormalTok"/>
-        </w:rPr>
-        <w:t xml:space="preserve">        </w:t>
-      </w:r>
-      <w:r>
-        <w:rPr>
-          <w:rStyle w:val="CommentTok"/>
-        </w:rPr>
-        <w:t># takeOrdered() is a good fit for small "top N" style answers.</w:t>
-      </w:r>
-      <w:r>
-        <w:br/>
-      </w:r>
-      <w:r>
-        <w:rPr>
-          <w:rStyle w:val="NormalTok"/>
-        </w:rPr>
-        <w:t xml:space="preserve">        .takeOrdered(</w:t>
-      </w:r>
-      <w:r>
-        <w:rPr>
-          <w:rStyle w:val="DecValTok"/>
-        </w:rPr>
-        <w:t>5</w:t>
-      </w:r>
-      <w:r>
-        <w:rPr>
-          <w:rStyle w:val="NormalTok"/>
-        </w:rPr>
-        <w:t>)</w:t>
-      </w:r>
-      <w:r>
-        <w:br/>
-      </w:r>
-      <w:r>
-        <w:rPr>
-          <w:rStyle w:val="NormalTok"/>
-        </w:rPr>
-        <w:t xml:space="preserve">    )</w:t>
-      </w:r>
-      <w:r>
-        <w:br/>
-      </w:r>
-      <w:r>
-        <w:br/>
-      </w:r>
-      <w:r>
-        <w:rPr>
-          <w:rStyle w:val="NormalTok"/>
-        </w:rPr>
-        <w:t xml:space="preserve">    </w:t>
-      </w:r>
-      <w:r>
-        <w:rPr>
-          <w:rStyle w:val="CommentTok"/>
-        </w:rPr>
-        <w:t># We reorder the tuple back into a human-readable form before printing or saving it.</w:t>
-      </w:r>
-      <w:r>
-        <w:br/>
-      </w:r>
-      <w:r>
-        <w:rPr>
-          <w:rStyle w:val="NormalTok"/>
-        </w:rPr>
-        <w:t xml:space="preserve">    results </w:t>
-      </w:r>
-      <w:r>
-        <w:rPr>
-          <w:rStyle w:val="OperatorTok"/>
-        </w:rPr>
-        <w:t>=</w:t>
-      </w:r>
-      <w:r>
-        <w:rPr>
-          <w:rStyle w:val="NormalTok"/>
-        </w:rPr>
-        <w:t xml:space="preserve"> [(employee_id, name, salary, dep_id) </w:t>
-      </w:r>
-      <w:r>
-        <w:rPr>
-          <w:rStyle w:val="ControlFlowTok"/>
-        </w:rPr>
-        <w:t>for</w:t>
-      </w:r>
-      <w:r>
-        <w:rPr>
-          <w:rStyle w:val="NormalTok"/>
-        </w:rPr>
-        <w:t xml:space="preserve"> salary, employee_id, name, dep_id </w:t>
-      </w:r>
-      <w:r>
-        <w:rPr>
-          <w:rStyle w:val="KeywordTok"/>
-        </w:rPr>
-        <w:t>in</w:t>
-      </w:r>
-      <w:r>
-        <w:rPr>
-          <w:rStyle w:val="NormalTok"/>
-        </w:rPr>
-        <w:t xml:space="preserve"> lowest_salaries]</w:t>
-      </w:r>
-      <w:r>
-        <w:br/>
-      </w:r>
-      <w:r>
-        <w:rPr>
-          <w:rStyle w:val="NormalTok"/>
-        </w:rPr>
-        <w:t xml:space="preserve">    </w:t>
-      </w:r>
-      <w:r>
-        <w:rPr>
-          <w:rStyle w:val="ControlFlowTok"/>
-        </w:rPr>
-        <w:t>for</w:t>
-      </w:r>
-      <w:r>
-        <w:rPr>
-          <w:rStyle w:val="NormalTok"/>
-        </w:rPr>
-        <w:t xml:space="preserve"> item </w:t>
-      </w:r>
-      <w:r>
-        <w:rPr>
-          <w:rStyle w:val="KeywordTok"/>
-        </w:rPr>
-        <w:t>in</w:t>
-      </w:r>
-      <w:r>
-        <w:rPr>
-          <w:rStyle w:val="NormalTok"/>
-        </w:rPr>
-        <w:t xml:space="preserve"> results:</w:t>
-      </w:r>
-      <w:r>
-        <w:br/>
-      </w:r>
-      <w:r>
-        <w:rPr>
-          <w:rStyle w:val="NormalTok"/>
-        </w:rPr>
-        <w:t xml:space="preserve">        </w:t>
-      </w:r>
-      <w:r>
-        <w:rPr>
-          <w:rStyle w:val="BuiltInTok"/>
-        </w:rPr>
-        <w:t>print</w:t>
-      </w:r>
-      <w:r>
-        <w:rPr>
-          <w:rStyle w:val="NormalTok"/>
-        </w:rPr>
-        <w:t>(item)</w:t>
-      </w:r>
-      <w:r>
-        <w:br/>
-      </w:r>
-      <w:r>
-        <w:br/>
-      </w:r>
-      <w:r>
-        <w:rPr>
-          <w:rStyle w:val="NormalTok"/>
-        </w:rPr>
-        <w:t xml:space="preserve">    </w:t>
-      </w:r>
-      <w:r>
-        <w:rPr>
-          <w:rStyle w:val="ControlFlowTok"/>
-        </w:rPr>
-        <w:t>if</w:t>
-      </w:r>
-      <w:r>
-        <w:rPr>
-          <w:rStyle w:val="NormalTok"/>
-        </w:rPr>
-        <w:t xml:space="preserve"> output_path:</w:t>
-      </w:r>
-      <w:r>
-        <w:br/>
-      </w:r>
-      <w:r>
-        <w:rPr>
-          <w:rStyle w:val="NormalTok"/>
-        </w:rPr>
-        <w:t xml:space="preserve">        </w:t>
-      </w:r>
-      <w:r>
-        <w:rPr>
-          <w:rStyle w:val="ControlFlowTok"/>
-        </w:rPr>
-        <w:t>if</w:t>
-      </w:r>
-      <w:r>
-        <w:rPr>
-          <w:rStyle w:val="NormalTok"/>
-        </w:rPr>
-        <w:t xml:space="preserve"> </w:t>
-      </w:r>
-      <w:r>
-        <w:rPr>
-          <w:rStyle w:val="StringTok"/>
-        </w:rPr>
-        <w:t>"://"</w:t>
-      </w:r>
-      <w:r>
-        <w:rPr>
-          <w:rStyle w:val="NormalTok"/>
-        </w:rPr>
-        <w:t xml:space="preserve"> </w:t>
-      </w:r>
-      <w:r>
-        <w:rPr>
-          <w:rStyle w:val="KeywordTok"/>
-        </w:rPr>
-        <w:t>in</w:t>
-      </w:r>
-      <w:r>
-        <w:rPr>
-          <w:rStyle w:val="NormalTok"/>
-        </w:rPr>
-        <w:t xml:space="preserve"> output_path:</w:t>
-      </w:r>
-      <w:r>
-        <w:br/>
-      </w:r>
-      <w:r>
-        <w:rPr>
-          <w:rStyle w:val="NormalTok"/>
-        </w:rPr>
-        <w:t xml:space="preserve">            </w:t>
-      </w:r>
-      <w:r>
-        <w:rPr>
-          <w:rStyle w:val="CommentTok"/>
-        </w:rPr>
-        <w:t># Parallelizing the tiny final answer is fine for lab-sized outputs.</w:t>
-      </w:r>
-      <w:r>
-        <w:br/>
-      </w:r>
-      <w:r>
-        <w:rPr>
-          <w:rStyle w:val="NormalTok"/>
-        </w:rPr>
-        <w:t xml:space="preserve">            sc.parallelize(results, </w:t>
-      </w:r>
-      <w:r>
-        <w:rPr>
-          <w:rStyle w:val="DecValTok"/>
-        </w:rPr>
-        <w:t>1</w:t>
-      </w:r>
-      <w:r>
-        <w:rPr>
-          <w:rStyle w:val="NormalTok"/>
-        </w:rPr>
-        <w:t>).saveAsTextFile(output_path)</w:t>
-      </w:r>
-      <w:r>
-        <w:br/>
-      </w:r>
-      <w:r>
-        <w:rPr>
-          <w:rStyle w:val="NormalTok"/>
-        </w:rPr>
-        <w:t xml:space="preserve">        </w:t>
-      </w:r>
-      <w:r>
-        <w:rPr>
-          <w:rStyle w:val="ControlFlowTok"/>
-        </w:rPr>
-        <w:t>else</w:t>
+          <w:rStyle w:val="StringTok"/>
+        </w:rPr>
+        <w:t>"__main__"</w:t>
       </w:r>
       <w:r>
         <w:rPr>
@@ -8129,142 +8264,13 @@
         <w:rPr>
           <w:rStyle w:val="NormalTok"/>
         </w:rPr>
-        <w:t xml:space="preserve">            write_local_text_output(output_path, results)</w:t>
-      </w:r>
-      <w:r>
-        <w:br/>
-      </w:r>
-      <w:r>
-        <w:rPr>
-          <w:rStyle w:val="NormalTok"/>
-        </w:rPr>
-        <w:t xml:space="preserve">        </w:t>
-      </w:r>
-      <w:r>
-        <w:rPr>
-          <w:rStyle w:val="BuiltInTok"/>
-        </w:rPr>
-        <w:t>print</w:t>
-      </w:r>
-      <w:r>
-        <w:rPr>
-          <w:rStyle w:val="NormalTok"/>
-        </w:rPr>
-        <w:t>(</w:t>
-      </w:r>
-      <w:r>
-        <w:rPr>
-          <w:rStyle w:val="SpecialStringTok"/>
-        </w:rPr>
-        <w:t xml:space="preserve">f"Saved to: </w:t>
-      </w:r>
-      <w:r>
-        <w:rPr>
-          <w:rStyle w:val="SpecialCharTok"/>
-        </w:rPr>
-        <w:t>{</w:t>
-      </w:r>
-      <w:r>
-        <w:rPr>
-          <w:rStyle w:val="NormalTok"/>
-        </w:rPr>
-        <w:t>output_path</w:t>
-      </w:r>
-      <w:r>
-        <w:rPr>
-          <w:rStyle w:val="SpecialCharTok"/>
-        </w:rPr>
-        <w:t>}</w:t>
-      </w:r>
-      <w:r>
-        <w:rPr>
-          <w:rStyle w:val="SpecialStringTok"/>
-        </w:rPr>
-        <w:t>"</w:t>
-      </w:r>
-      <w:r>
-        <w:rPr>
-          <w:rStyle w:val="NormalTok"/>
-        </w:rPr>
-        <w:t>)</w:t>
-      </w:r>
-      <w:r>
-        <w:br/>
-      </w:r>
-      <w:r>
-        <w:br/>
-      </w:r>
-      <w:r>
-        <w:rPr>
-          <w:rStyle w:val="NormalTok"/>
-        </w:rPr>
-        <w:t xml:space="preserve">    spark.stop()</w:t>
-      </w:r>
-      <w:r>
-        <w:br/>
-      </w:r>
-      <w:r>
-        <w:br/>
-      </w:r>
-      <w:r>
-        <w:br/>
-      </w:r>
-      <w:r>
-        <w:rPr>
-          <w:rStyle w:val="ControlFlowTok"/>
-        </w:rPr>
-        <w:t>if</w:t>
-      </w:r>
-      <w:r>
-        <w:rPr>
-          <w:rStyle w:val="NormalTok"/>
-        </w:rPr>
-        <w:t xml:space="preserve"> </w:t>
-      </w:r>
-      <w:r>
-        <w:rPr>
-          <w:rStyle w:val="VariableTok"/>
-        </w:rPr>
-        <w:t>__name__</w:t>
-      </w:r>
-      <w:r>
-        <w:rPr>
-          <w:rStyle w:val="NormalTok"/>
-        </w:rPr>
-        <w:t xml:space="preserve"> </w:t>
-      </w:r>
-      <w:r>
-        <w:rPr>
-          <w:rStyle w:val="OperatorTok"/>
-        </w:rPr>
-        <w:t>==</w:t>
-      </w:r>
-      <w:r>
-        <w:rPr>
-          <w:rStyle w:val="NormalTok"/>
-        </w:rPr>
-        <w:t xml:space="preserve"> </w:t>
-      </w:r>
-      <w:r>
-        <w:rPr>
-          <w:rStyle w:val="StringTok"/>
-        </w:rPr>
-        <w:t>"__main__"</w:t>
-      </w:r>
-      <w:r>
-        <w:rPr>
-          <w:rStyle w:val="NormalTok"/>
-        </w:rPr>
-        <w:t>:</w:t>
-      </w:r>
-      <w:r>
-        <w:br/>
-      </w:r>
-      <w:r>
-        <w:rPr>
-          <w:rStyle w:val="NormalTok"/>
-        </w:rPr>
-        <w:t xml:space="preserve">    main()</w:t>
+        <w:t xml:space="preserve">    main</w:t>
+      </w:r>
+      <w:r>
+        <w:rPr>
+          <w:rStyle w:val="NormalTok"/>
+        </w:rPr>
+        <w:t>()</w:t>
       </w:r>
     </w:p>
     <w:p>
@@ -8272,7 +8278,7 @@
         <w:pStyle w:val="Heading2"/>
       </w:pPr>
       <w:bookmarkStart w:id="16" w:name="q1-with-the-dataframe-api"/>
-      <w:bookmarkStart w:id="17" w:name="_Toc225777656"/>
+      <w:bookmarkStart w:id="17" w:name="_Toc227785460"/>
       <w:bookmarkEnd w:id="14"/>
       <w:r>
         <w:t>Q1 with the DataFrame API</w:t>
@@ -8299,7 +8305,7 @@
         <w:rPr>
           <w:rStyle w:val="VariableTok"/>
         </w:rPr>
-        <w:t>$USER</w:t>
+        <w:t>$VDCLOUD_USER</w:t>
       </w:r>
       <w:r>
         <w:rPr>
@@ -8338,7 +8344,7 @@
         <w:rPr>
           <w:rStyle w:val="VariableTok"/>
         </w:rPr>
-        <w:t>$USER</w:t>
+        <w:t>$VDCLOUD_USER</w:t>
       </w:r>
     </w:p>
     <w:p>
@@ -8608,7 +8614,13 @@
         <w:rPr>
           <w:rStyle w:val="NormalTok"/>
         </w:rPr>
-        <w:t xml:space="preserve">EMPLOYEES_SCHEMA </w:t>
+        <w:t>EMPL</w:t>
+      </w:r>
+      <w:r>
+        <w:rPr>
+          <w:rStyle w:val="NormalTok"/>
+        </w:rPr>
+        <w:t xml:space="preserve">OYEES_SCHEMA </w:t>
       </w:r>
       <w:r>
         <w:rPr>
@@ -8692,13 +8704,7 @@
         <w:rPr>
           <w:rStyle w:val="NormalTok"/>
         </w:rPr>
-        <w:t>, IntegerT</w:t>
-      </w:r>
-      <w:r>
-        <w:rPr>
-          <w:rStyle w:val="NormalTok"/>
-        </w:rPr>
-        <w:t>ype()),</w:t>
+        <w:t>, IntegerType()),</w:t>
       </w:r>
       <w:r>
         <w:br/>
@@ -9697,13 +9703,7 @@
         <w:rPr>
           <w:rStyle w:val="NormalTok"/>
         </w:rPr>
-        <w:t xml:space="preserve"> args.employee</w:t>
-      </w:r>
-      <w:r>
-        <w:rPr>
-          <w:rStyle w:val="NormalTok"/>
-        </w:rPr>
-        <w:t xml:space="preserve">s </w:t>
+        <w:t xml:space="preserve"> args.employees </w:t>
       </w:r>
       <w:r>
         <w:rPr>
@@ -9784,7 +9784,13 @@
         <w:rPr>
           <w:rStyle w:val="StringTok"/>
         </w:rPr>
-        <w:t>"examples/employees.csv"</w:t>
+        <w:t>"examples/emplo</w:t>
+      </w:r>
+      <w:r>
+        <w:rPr>
+          <w:rStyle w:val="StringTok"/>
+        </w:rPr>
+        <w:t>yees.csv"</w:t>
       </w:r>
       <w:r>
         <w:br/>
@@ -10304,7 +10310,13 @@
         <w:rPr>
           <w:rStyle w:val="CommentTok"/>
         </w:rPr>
-        <w:t># In the DataFrame API Spark already knows the columns by name and type.</w:t>
+        <w:t># In the DataFrame API</w:t>
+      </w:r>
+      <w:r>
+        <w:rPr>
+          <w:rStyle w:val="CommentTok"/>
+        </w:rPr>
+        <w:t xml:space="preserve"> Spark already knows the columns by name and type.</w:t>
       </w:r>
       <w:r>
         <w:br/>
@@ -10346,13 +10358,7 @@
         <w:rPr>
           <w:rStyle w:val="NormalTok"/>
         </w:rPr>
-        <w:t xml:space="preserve">   </w:t>
-      </w:r>
-      <w:r>
-        <w:rPr>
-          <w:rStyle w:val="NormalTok"/>
-        </w:rPr>
-        <w:t xml:space="preserve"> lowest_salaries </w:t>
+        <w:t xml:space="preserve">    lowest_salaries </w:t>
       </w:r>
       <w:r>
         <w:rPr>
@@ -10775,13 +10781,7 @@
         <w:rPr>
           <w:rStyle w:val="NormalTok"/>
         </w:rPr>
-        <w:t xml:space="preserve">            write_local_csv_output(output_path, resul</w:t>
-      </w:r>
-      <w:r>
-        <w:rPr>
-          <w:rStyle w:val="NormalTok"/>
-        </w:rPr>
-        <w:t>ts)</w:t>
+        <w:t xml:space="preserve">            write_local_csv_output(output_path, results)</w:t>
       </w:r>
       <w:r>
         <w:br/>
@@ -10924,7 +10924,7 @@
         <w:pStyle w:val="Heading2"/>
       </w:pPr>
       <w:bookmarkStart w:id="18" w:name="q1-with-spark-sql"/>
-      <w:bookmarkStart w:id="19" w:name="_Toc225777657"/>
+      <w:bookmarkStart w:id="19" w:name="_Toc227785461"/>
       <w:bookmarkEnd w:id="16"/>
       <w:r>
         <w:t>Q1 with Spark SQL</w:t>
@@ -10951,7 +10951,7 @@
         <w:rPr>
           <w:rStyle w:val="VariableTok"/>
         </w:rPr>
-        <w:t>$USER</w:t>
+        <w:t>$VDCLOUD_USER</w:t>
       </w:r>
       <w:r>
         <w:rPr>
@@ -10990,7 +10990,7 @@
         <w:rPr>
           <w:rStyle w:val="VariableTok"/>
         </w:rPr>
-        <w:t>$USER</w:t>
+        <w:t>$VDCLOUD_USER</w:t>
       </w:r>
     </w:p>
     <w:p>
@@ -12247,13 +12247,7 @@
         <w:rPr>
           <w:rStyle w:val="NormalTok"/>
         </w:rPr>
-        <w:t xml:space="preserve"> mai</w:t>
-      </w:r>
-      <w:r>
-        <w:rPr>
-          <w:rStyle w:val="NormalTok"/>
-        </w:rPr>
-        <w:t xml:space="preserve">n() </w:t>
+        <w:t xml:space="preserve"> main() </w:t>
       </w:r>
       <w:r>
         <w:rPr>
@@ -12400,7 +12394,13 @@
         <w:rPr>
           <w:rStyle w:val="StringTok"/>
         </w:rPr>
-        <w:t>"examples/employees.csv"</w:t>
+        <w:t>"examples/emplo</w:t>
+      </w:r>
+      <w:r>
+        <w:rPr>
+          <w:rStyle w:val="StringTok"/>
+        </w:rPr>
+        <w:t>yees.csv"</w:t>
       </w:r>
       <w:r>
         <w:br/>
@@ -12727,13 +12727,7 @@
         <w:rPr>
           <w:rStyle w:val="NormalTok"/>
         </w:rPr>
-        <w:t xml:space="preserve">    spark.sparkCo</w:t>
-      </w:r>
-      <w:r>
-        <w:rPr>
-          <w:rStyle w:val="NormalTok"/>
-        </w:rPr>
-        <w:t>ntext.setLogLevel(</w:t>
+        <w:t xml:space="preserve">    spark.sparkContext.setLogLevel(</w:t>
       </w:r>
       <w:r>
         <w:rPr>
@@ -12778,535 +12772,535 @@
         <w:rPr>
           <w:rStyle w:val="NormalTok"/>
         </w:rPr>
+        <w:t xml:space="preserve"> </w:t>
+      </w:r>
+      <w:r>
+        <w:rPr>
+          <w:rStyle w:val="NormalTok"/>
+        </w:rPr>
+        <w:t xml:space="preserve">   </w:t>
+      </w:r>
+      <w:r>
+        <w:rPr>
+          <w:rStyle w:val="ControlFlowTok"/>
+        </w:rPr>
+        <w:t>if</w:t>
+      </w:r>
+      <w:r>
+        <w:rPr>
+          <w:rStyle w:val="NormalTok"/>
+        </w:rPr>
+        <w:t xml:space="preserve"> output_path </w:t>
+      </w:r>
+      <w:r>
+        <w:rPr>
+          <w:rStyle w:val="KeywordTok"/>
+        </w:rPr>
+        <w:t>is</w:t>
+      </w:r>
+      <w:r>
+        <w:rPr>
+          <w:rStyle w:val="NormalTok"/>
+        </w:rPr>
+        <w:t xml:space="preserve"> </w:t>
+      </w:r>
+      <w:r>
+        <w:rPr>
+          <w:rStyle w:val="VariableTok"/>
+        </w:rPr>
+        <w:t>None</w:t>
+      </w:r>
+      <w:r>
+        <w:rPr>
+          <w:rStyle w:val="NormalTok"/>
+        </w:rPr>
+        <w:t xml:space="preserve"> </w:t>
+      </w:r>
+      <w:r>
+        <w:rPr>
+          <w:rStyle w:val="KeywordTok"/>
+        </w:rPr>
+        <w:t>and</w:t>
+      </w:r>
+      <w:r>
+        <w:rPr>
+          <w:rStyle w:val="NormalTok"/>
+        </w:rPr>
+        <w:t xml:space="preserve"> args.base_path:</w:t>
+      </w:r>
+      <w:r>
+        <w:br/>
+      </w:r>
+      <w:r>
+        <w:rPr>
+          <w:rStyle w:val="NormalTok"/>
+        </w:rPr>
+        <w:t xml:space="preserve">        output_path </w:t>
+      </w:r>
+      <w:r>
+        <w:rPr>
+          <w:rStyle w:val="OperatorTok"/>
+        </w:rPr>
+        <w:t>=</w:t>
+      </w:r>
+      <w:r>
+        <w:rPr>
+          <w:rStyle w:val="NormalTok"/>
+        </w:rPr>
+        <w:t xml:space="preserve"> build_path(args.base_path, </w:t>
+      </w:r>
+      <w:r>
+        <w:rPr>
+          <w:rStyle w:val="SpecialStringTok"/>
+        </w:rPr>
+        <w:t>f"SQLQ1_</w:t>
+      </w:r>
+      <w:r>
+        <w:rPr>
+          <w:rStyle w:val="SpecialCharTok"/>
+        </w:rPr>
+        <w:t>{</w:t>
+      </w:r>
+      <w:r>
+        <w:rPr>
+          <w:rStyle w:val="NormalTok"/>
+        </w:rPr>
+        <w:t>spark</w:t>
+      </w:r>
+      <w:r>
+        <w:rPr>
+          <w:rStyle w:val="SpecialCharTok"/>
+        </w:rPr>
+        <w:t>.</w:t>
+      </w:r>
+      <w:r>
+        <w:rPr>
+          <w:rStyle w:val="NormalTok"/>
+        </w:rPr>
+        <w:t>sparkContext</w:t>
+      </w:r>
+      <w:r>
+        <w:rPr>
+          <w:rStyle w:val="SpecialCharTok"/>
+        </w:rPr>
+        <w:t>.</w:t>
+      </w:r>
+      <w:r>
+        <w:rPr>
+          <w:rStyle w:val="NormalTok"/>
+        </w:rPr>
+        <w:t>applicationId</w:t>
+      </w:r>
+      <w:r>
+        <w:rPr>
+          <w:rStyle w:val="SpecialCharTok"/>
+        </w:rPr>
+        <w:t>}</w:t>
+      </w:r>
+      <w:r>
+        <w:rPr>
+          <w:rStyle w:val="SpecialStringTok"/>
+        </w:rPr>
+        <w:t>"</w:t>
+      </w:r>
+      <w:r>
+        <w:rPr>
+          <w:rStyle w:val="NormalTok"/>
+        </w:rPr>
+        <w:t>)</w:t>
+      </w:r>
+      <w:r>
+        <w:br/>
+      </w:r>
+      <w:r>
+        <w:br/>
+      </w:r>
+      <w:r>
+        <w:rPr>
+          <w:rStyle w:val="NormalTok"/>
+        </w:rPr>
         <w:t xml:space="preserve">    </w:t>
       </w:r>
       <w:r>
         <w:rPr>
+          <w:rStyle w:val="CommentTok"/>
+        </w:rPr>
+        <w:t># We still load CSV files as DataFrames first; SQL then works on top of those DataFrames via temp views.</w:t>
+      </w:r>
+      <w:r>
+        <w:br/>
+      </w:r>
+      <w:r>
+        <w:rPr>
+          <w:rStyle w:val="NormalTok"/>
+        </w:rPr>
+        <w:t xml:space="preserve">    employees_df </w:t>
+      </w:r>
+      <w:r>
+        <w:rPr>
+          <w:rStyle w:val="OperatorTok"/>
+        </w:rPr>
+        <w:t>=</w:t>
+      </w:r>
+      <w:r>
+        <w:rPr>
+          <w:rStyle w:val="NormalTok"/>
+        </w:rPr>
+        <w:t xml:space="preserve"> spark.read.csv(employees_path, schema</w:t>
+      </w:r>
+      <w:r>
+        <w:rPr>
+          <w:rStyle w:val="OperatorTok"/>
+        </w:rPr>
+        <w:t>=</w:t>
+      </w:r>
+      <w:r>
+        <w:rPr>
+          <w:rStyle w:val="NormalTok"/>
+        </w:rPr>
+        <w:t>EMPLOYEES_SCHEMA)</w:t>
+      </w:r>
+      <w:r>
+        <w:br/>
+      </w:r>
+      <w:r>
+        <w:rPr>
+          <w:rStyle w:val="NormalTok"/>
+        </w:rPr>
+        <w:t xml:space="preserve">    </w:t>
+      </w:r>
+      <w:r>
+        <w:rPr>
+          <w:rStyle w:val="CommentTok"/>
+        </w:rPr>
+        <w:t># A temp view exposes the DataFrame to Spark SQL using a table-like name.</w:t>
+      </w:r>
+      <w:r>
+        <w:br/>
+      </w:r>
+      <w:r>
+        <w:rPr>
+          <w:rStyle w:val="NormalTok"/>
+        </w:rPr>
+        <w:t xml:space="preserve">    employees_df.createOrReplaceTempView(</w:t>
+      </w:r>
+      <w:r>
+        <w:rPr>
+          <w:rStyle w:val="StringTok"/>
+        </w:rPr>
+        <w:t>"employees"</w:t>
+      </w:r>
+      <w:r>
+        <w:rPr>
+          <w:rStyle w:val="NormalTok"/>
+        </w:rPr>
+        <w:t>)</w:t>
+      </w:r>
+      <w:r>
+        <w:br/>
+      </w:r>
+      <w:r>
+        <w:lastRenderedPageBreak/>
+        <w:br/>
+      </w:r>
+      <w:r>
+        <w:rPr>
+          <w:rStyle w:val="NormalTok"/>
+        </w:rPr>
+        <w:t xml:space="preserve">    result_df </w:t>
+      </w:r>
+      <w:r>
+        <w:rPr>
+          <w:rStyle w:val="OperatorTok"/>
+        </w:rPr>
+        <w:t>=</w:t>
+      </w:r>
+      <w:r>
+        <w:rPr>
+          <w:rStyle w:val="NormalTok"/>
+        </w:rPr>
+        <w:t xml:space="preserve"> spark.sql(</w:t>
+      </w:r>
+      <w:r>
+        <w:br/>
+      </w:r>
+      <w:r>
+        <w:rPr>
+          <w:rStyle w:val="NormalTok"/>
+        </w:rPr>
+        <w:t xml:space="preserve">        </w:t>
+      </w:r>
+      <w:r>
+        <w:rPr>
+          <w:rStyle w:val="StringTok"/>
+        </w:rPr>
+        <w:t>"""</w:t>
+      </w:r>
+      <w:r>
+        <w:br/>
+      </w:r>
+      <w:r>
+        <w:rPr>
+          <w:rStyle w:val="StringTok"/>
+        </w:rPr>
+        <w:t xml:space="preserve">        SELECT id, name, salary, dep_id</w:t>
+      </w:r>
+      <w:r>
+        <w:br/>
+      </w:r>
+      <w:r>
+        <w:rPr>
+          <w:rStyle w:val="StringTok"/>
+        </w:rPr>
+        <w:t xml:space="preserve">        FROM employees</w:t>
+      </w:r>
+      <w:r>
+        <w:br/>
+      </w:r>
+      <w:r>
+        <w:rPr>
+          <w:rStyle w:val="StringTok"/>
+        </w:rPr>
+        <w:t xml:space="preserve">        ORDER BY salary ASC, id ASC</w:t>
+      </w:r>
+      <w:r>
+        <w:br/>
+      </w:r>
+      <w:r>
+        <w:rPr>
+          <w:rStyle w:val="StringTok"/>
+        </w:rPr>
+        <w:t xml:space="preserve">        LIMIT 5</w:t>
+      </w:r>
+      <w:r>
+        <w:br/>
+      </w:r>
+      <w:r>
+        <w:rPr>
+          <w:rStyle w:val="StringTok"/>
+        </w:rPr>
+        <w:t xml:space="preserve">        """</w:t>
+      </w:r>
+      <w:r>
+        <w:br/>
+      </w:r>
+      <w:r>
+        <w:rPr>
+          <w:rStyle w:val="NormalTok"/>
+        </w:rPr>
+        <w:t xml:space="preserve">    )</w:t>
+      </w:r>
+      <w:r>
+        <w:br/>
+      </w:r>
+      <w:r>
+        <w:br/>
+      </w:r>
+      <w:r>
+        <w:rPr>
+          <w:rStyle w:val="NormalTok"/>
+        </w:rPr>
+        <w:t xml:space="preserve">    </w:t>
+      </w:r>
+      <w:r>
+        <w:rPr>
+          <w:rStyle w:val="CommentTok"/>
+        </w:rPr>
+        <w:t># collect() is safe because LIMIT 5 guarantees a tiny result.</w:t>
+      </w:r>
+      <w:r>
+        <w:br/>
+      </w:r>
+      <w:r>
+        <w:rPr>
+          <w:rStyle w:val="NormalTok"/>
+        </w:rPr>
+        <w:t xml:space="preserve">    results </w:t>
+      </w:r>
+      <w:r>
+        <w:rPr>
+          <w:rStyle w:val="OperatorTok"/>
+        </w:rPr>
+        <w:t>=</w:t>
+      </w:r>
+      <w:r>
+        <w:rPr>
+          <w:rStyle w:val="NormalTok"/>
+        </w:rPr>
+        <w:t xml:space="preserve"> [(row.</w:t>
+      </w:r>
+      <w:r>
+        <w:rPr>
+          <w:rStyle w:val="BuiltInTok"/>
+        </w:rPr>
+        <w:t>id</w:t>
+      </w:r>
+      <w:r>
+        <w:rPr>
+          <w:rStyle w:val="NormalTok"/>
+        </w:rPr>
+        <w:t xml:space="preserve">, row.name, row.salary, row.dep_id) </w:t>
+      </w:r>
+      <w:r>
+        <w:rPr>
           <w:rStyle w:val="ControlFlowTok"/>
         </w:rPr>
+        <w:t>for</w:t>
+      </w:r>
+      <w:r>
+        <w:rPr>
+          <w:rStyle w:val="NormalTok"/>
+        </w:rPr>
+        <w:t xml:space="preserve"> row </w:t>
+      </w:r>
+      <w:r>
+        <w:rPr>
+          <w:rStyle w:val="KeywordTok"/>
+        </w:rPr>
+        <w:t>in</w:t>
+      </w:r>
+      <w:r>
+        <w:rPr>
+          <w:rStyle w:val="NormalTok"/>
+        </w:rPr>
+        <w:t xml:space="preserve"> result_df.collect()]</w:t>
+      </w:r>
+      <w:r>
+        <w:br/>
+      </w:r>
+      <w:r>
+        <w:rPr>
+          <w:rStyle w:val="NormalTok"/>
+        </w:rPr>
+        <w:t xml:space="preserve">    </w:t>
+      </w:r>
+      <w:r>
+        <w:rPr>
+          <w:rStyle w:val="ControlFlowTok"/>
+        </w:rPr>
+        <w:t>for</w:t>
+      </w:r>
+      <w:r>
+        <w:rPr>
+          <w:rStyle w:val="NormalTok"/>
+        </w:rPr>
+        <w:t xml:space="preserve"> item </w:t>
+      </w:r>
+      <w:r>
+        <w:rPr>
+          <w:rStyle w:val="KeywordTok"/>
+        </w:rPr>
+        <w:t>in</w:t>
+      </w:r>
+      <w:r>
+        <w:rPr>
+          <w:rStyle w:val="NormalTok"/>
+        </w:rPr>
+        <w:t xml:space="preserve"> results:</w:t>
+      </w:r>
+      <w:r>
+        <w:br/>
+      </w:r>
+      <w:r>
+        <w:rPr>
+          <w:rStyle w:val="NormalTok"/>
+        </w:rPr>
+        <w:t xml:space="preserve">        </w:t>
+      </w:r>
+      <w:r>
+        <w:rPr>
+          <w:rStyle w:val="BuiltInTok"/>
+        </w:rPr>
+        <w:t>print</w:t>
+      </w:r>
+      <w:r>
+        <w:rPr>
+          <w:rStyle w:val="NormalTok"/>
+        </w:rPr>
+        <w:t>(item)</w:t>
+      </w:r>
+      <w:r>
+        <w:br/>
+      </w:r>
+      <w:r>
+        <w:br/>
+      </w:r>
+      <w:r>
+        <w:rPr>
+          <w:rStyle w:val="NormalTok"/>
+        </w:rPr>
+        <w:t xml:space="preserve">    </w:t>
+      </w:r>
+      <w:r>
+        <w:rPr>
+          <w:rStyle w:val="ControlFlowTok"/>
+        </w:rPr>
         <w:t>if</w:t>
       </w:r>
       <w:r>
         <w:rPr>
           <w:rStyle w:val="NormalTok"/>
         </w:rPr>
-        <w:t xml:space="preserve"> output_path </w:t>
+        <w:t xml:space="preserve"> output_path:</w:t>
+      </w:r>
+      <w:r>
+        <w:br/>
+      </w:r>
+      <w:r>
+        <w:rPr>
+          <w:rStyle w:val="NormalTok"/>
+        </w:rPr>
+        <w:t xml:space="preserve">        </w:t>
+      </w:r>
+      <w:r>
+        <w:rPr>
+          <w:rStyle w:val="ControlFlowTok"/>
+        </w:rPr>
+        <w:t>if</w:t>
+      </w:r>
+      <w:r>
+        <w:rPr>
+          <w:rStyle w:val="NormalTok"/>
+        </w:rPr>
+        <w:t xml:space="preserve"> </w:t>
+      </w:r>
+      <w:r>
+        <w:rPr>
+          <w:rStyle w:val="StringTok"/>
+        </w:rPr>
+        <w:t>"://"</w:t>
+      </w:r>
+      <w:r>
+        <w:rPr>
+          <w:rStyle w:val="NormalTok"/>
+        </w:rPr>
+        <w:t xml:space="preserve"> </w:t>
       </w:r>
       <w:r>
         <w:rPr>
           <w:rStyle w:val="KeywordTok"/>
         </w:rPr>
-        <w:t>is</w:t>
-      </w:r>
-      <w:r>
-        <w:rPr>
-          <w:rStyle w:val="NormalTok"/>
-        </w:rPr>
-        <w:t xml:space="preserve"> </w:t>
-      </w:r>
-      <w:r>
-        <w:rPr>
-          <w:rStyle w:val="VariableTok"/>
-        </w:rPr>
-        <w:t>None</w:t>
-      </w:r>
-      <w:r>
-        <w:rPr>
-          <w:rStyle w:val="NormalTok"/>
-        </w:rPr>
-        <w:t xml:space="preserve"> </w:t>
-      </w:r>
-      <w:r>
-        <w:rPr>
-          <w:rStyle w:val="KeywordTok"/>
-        </w:rPr>
-        <w:t>and</w:t>
-      </w:r>
-      <w:r>
-        <w:rPr>
-          <w:rStyle w:val="NormalTok"/>
-        </w:rPr>
-        <w:t xml:space="preserve"> args.base_path:</w:t>
-      </w:r>
-      <w:r>
-        <w:br/>
-      </w:r>
-      <w:r>
-        <w:rPr>
-          <w:rStyle w:val="NormalTok"/>
-        </w:rPr>
-        <w:t xml:space="preserve">        output_path </w:t>
-      </w:r>
-      <w:r>
-        <w:rPr>
-          <w:rStyle w:val="OperatorTok"/>
-        </w:rPr>
-        <w:t>=</w:t>
-      </w:r>
-      <w:r>
-        <w:rPr>
-          <w:rStyle w:val="NormalTok"/>
-        </w:rPr>
-        <w:t xml:space="preserve"> build_path(args.base_path, </w:t>
-      </w:r>
-      <w:r>
-        <w:rPr>
-          <w:rStyle w:val="SpecialStringTok"/>
-        </w:rPr>
-        <w:t>f"SQLQ1_</w:t>
-      </w:r>
-      <w:r>
-        <w:rPr>
-          <w:rStyle w:val="SpecialCharTok"/>
-        </w:rPr>
-        <w:t>{</w:t>
-      </w:r>
-      <w:r>
-        <w:rPr>
-          <w:rStyle w:val="NormalTok"/>
-        </w:rPr>
-        <w:t>spark</w:t>
-      </w:r>
-      <w:r>
-        <w:rPr>
-          <w:rStyle w:val="SpecialCharTok"/>
-        </w:rPr>
-        <w:t>.</w:t>
-      </w:r>
-      <w:r>
-        <w:rPr>
-          <w:rStyle w:val="NormalTok"/>
-        </w:rPr>
-        <w:t>sparkContext</w:t>
-      </w:r>
-      <w:r>
-        <w:rPr>
-          <w:rStyle w:val="SpecialCharTok"/>
-        </w:rPr>
-        <w:t>.</w:t>
-      </w:r>
-      <w:r>
-        <w:rPr>
-          <w:rStyle w:val="NormalTok"/>
-        </w:rPr>
-        <w:t>applicationId</w:t>
-      </w:r>
-      <w:r>
-        <w:rPr>
-          <w:rStyle w:val="SpecialCharTok"/>
-        </w:rPr>
-        <w:t>}</w:t>
-      </w:r>
-      <w:r>
-        <w:rPr>
-          <w:rStyle w:val="SpecialStringTok"/>
-        </w:rPr>
-        <w:t>"</w:t>
-      </w:r>
-      <w:r>
-        <w:rPr>
-          <w:rStyle w:val="NormalTok"/>
-        </w:rPr>
-        <w:t>)</w:t>
-      </w:r>
-      <w:r>
-        <w:br/>
-      </w:r>
-      <w:r>
-        <w:br/>
-      </w:r>
-      <w:r>
-        <w:rPr>
-          <w:rStyle w:val="NormalTok"/>
-        </w:rPr>
-        <w:t xml:space="preserve">    </w:t>
+        <w:t>in</w:t>
+      </w:r>
+      <w:r>
+        <w:rPr>
+          <w:rStyle w:val="NormalTok"/>
+        </w:rPr>
+        <w:t xml:space="preserve"> output_path:</w:t>
+      </w:r>
+      <w:r>
+        <w:br/>
+      </w:r>
+      <w:r>
+        <w:rPr>
+          <w:rStyle w:val="NormalTok"/>
+        </w:rPr>
+        <w:t xml:space="preserve">            </w:t>
       </w:r>
       <w:r>
         <w:rPr>
           <w:rStyle w:val="CommentTok"/>
         </w:rPr>
-        <w:t># We still load CSV files as DataFrames first; SQL then works on top of those DataFrames via temp views.</w:t>
-      </w:r>
-      <w:r>
-        <w:br/>
-      </w:r>
-      <w:r>
-        <w:rPr>
-          <w:rStyle w:val="NormalTok"/>
-        </w:rPr>
-        <w:t xml:space="preserve">    employees_df </w:t>
-      </w:r>
-      <w:r>
-        <w:rPr>
-          <w:rStyle w:val="OperatorTok"/>
-        </w:rPr>
-        <w:t>=</w:t>
-      </w:r>
-      <w:r>
-        <w:rPr>
-          <w:rStyle w:val="NormalTok"/>
-        </w:rPr>
-        <w:t xml:space="preserve"> spark.read.csv(employees_path, schema</w:t>
-      </w:r>
-      <w:r>
-        <w:rPr>
-          <w:rStyle w:val="OperatorTok"/>
-        </w:rPr>
-        <w:t>=</w:t>
-      </w:r>
-      <w:r>
-        <w:rPr>
-          <w:rStyle w:val="NormalTok"/>
-        </w:rPr>
-        <w:t>EMPLOYEES_SCHEMA)</w:t>
-      </w:r>
-      <w:r>
-        <w:br/>
-      </w:r>
-      <w:r>
-        <w:rPr>
-          <w:rStyle w:val="NormalTok"/>
-        </w:rPr>
-        <w:t xml:space="preserve">    </w:t>
-      </w:r>
-      <w:r>
-        <w:rPr>
-          <w:rStyle w:val="CommentTok"/>
-        </w:rPr>
-        <w:t># A temp view exposes the DataFrame to Spark SQL using a table-like name.</w:t>
-      </w:r>
-      <w:r>
-        <w:br/>
-      </w:r>
-      <w:r>
-        <w:rPr>
-          <w:rStyle w:val="NormalTok"/>
-        </w:rPr>
-        <w:t xml:space="preserve">    employees_df.createOrReplaceTempView(</w:t>
-      </w:r>
-      <w:r>
-        <w:rPr>
-          <w:rStyle w:val="StringTok"/>
-        </w:rPr>
-        <w:t>"employees"</w:t>
-      </w:r>
-      <w:r>
-        <w:rPr>
-          <w:rStyle w:val="NormalTok"/>
-        </w:rPr>
-        <w:t>)</w:t>
-      </w:r>
-      <w:r>
-        <w:br/>
-      </w:r>
-      <w:r>
-        <w:lastRenderedPageBreak/>
-        <w:br/>
-      </w:r>
-      <w:r>
-        <w:rPr>
-          <w:rStyle w:val="NormalTok"/>
-        </w:rPr>
-        <w:t xml:space="preserve">    result_df </w:t>
-      </w:r>
-      <w:r>
-        <w:rPr>
-          <w:rStyle w:val="OperatorTok"/>
-        </w:rPr>
-        <w:t>=</w:t>
-      </w:r>
-      <w:r>
-        <w:rPr>
-          <w:rStyle w:val="NormalTok"/>
-        </w:rPr>
-        <w:t xml:space="preserve"> spark.sql(</w:t>
-      </w:r>
-      <w:r>
-        <w:br/>
-      </w:r>
-      <w:r>
-        <w:rPr>
-          <w:rStyle w:val="NormalTok"/>
-        </w:rPr>
-        <w:t xml:space="preserve">        </w:t>
-      </w:r>
-      <w:r>
-        <w:rPr>
-          <w:rStyle w:val="StringTok"/>
-        </w:rPr>
-        <w:t>"""</w:t>
-      </w:r>
-      <w:r>
-        <w:br/>
-      </w:r>
-      <w:r>
-        <w:rPr>
-          <w:rStyle w:val="StringTok"/>
-        </w:rPr>
-        <w:t xml:space="preserve">        SELECT id, name, salary, dep_id</w:t>
-      </w:r>
-      <w:r>
-        <w:br/>
-      </w:r>
-      <w:r>
-        <w:rPr>
-          <w:rStyle w:val="StringTok"/>
-        </w:rPr>
-        <w:t xml:space="preserve">        FROM employees</w:t>
-      </w:r>
-      <w:r>
-        <w:br/>
-      </w:r>
-      <w:r>
-        <w:rPr>
-          <w:rStyle w:val="StringTok"/>
-        </w:rPr>
-        <w:t xml:space="preserve">        ORDER BY salary ASC, id ASC</w:t>
-      </w:r>
-      <w:r>
-        <w:br/>
-      </w:r>
-      <w:r>
-        <w:rPr>
-          <w:rStyle w:val="StringTok"/>
-        </w:rPr>
-        <w:t xml:space="preserve">        LIMIT 5</w:t>
-      </w:r>
-      <w:r>
-        <w:br/>
-      </w:r>
-      <w:r>
-        <w:rPr>
-          <w:rStyle w:val="StringTok"/>
-        </w:rPr>
-        <w:t xml:space="preserve">        """</w:t>
-      </w:r>
-      <w:r>
-        <w:br/>
-      </w:r>
-      <w:r>
-        <w:rPr>
-          <w:rStyle w:val="NormalTok"/>
-        </w:rPr>
-        <w:t xml:space="preserve">    )</w:t>
-      </w:r>
-      <w:r>
-        <w:br/>
-      </w:r>
-      <w:r>
-        <w:br/>
-      </w:r>
-      <w:r>
-        <w:rPr>
-          <w:rStyle w:val="NormalTok"/>
-        </w:rPr>
-        <w:t xml:space="preserve">    </w:t>
-      </w:r>
-      <w:r>
-        <w:rPr>
-          <w:rStyle w:val="CommentTok"/>
-        </w:rPr>
-        <w:t># collect() is safe because LIMIT 5 guarantees a tiny result.</w:t>
-      </w:r>
-      <w:r>
-        <w:br/>
-      </w:r>
-      <w:r>
-        <w:rPr>
-          <w:rStyle w:val="NormalTok"/>
-        </w:rPr>
-        <w:t xml:space="preserve">    results </w:t>
-      </w:r>
-      <w:r>
-        <w:rPr>
-          <w:rStyle w:val="OperatorTok"/>
-        </w:rPr>
-        <w:t>=</w:t>
-      </w:r>
-      <w:r>
-        <w:rPr>
-          <w:rStyle w:val="NormalTok"/>
-        </w:rPr>
-        <w:t xml:space="preserve"> [(row.</w:t>
-      </w:r>
-      <w:r>
-        <w:rPr>
-          <w:rStyle w:val="BuiltInTok"/>
-        </w:rPr>
-        <w:t>id</w:t>
-      </w:r>
-      <w:r>
-        <w:rPr>
-          <w:rStyle w:val="NormalTok"/>
-        </w:rPr>
-        <w:t xml:space="preserve">, row.name, row.salary, row.dep_id) </w:t>
-      </w:r>
-      <w:r>
-        <w:rPr>
-          <w:rStyle w:val="ControlFlowTok"/>
-        </w:rPr>
-        <w:t>for</w:t>
-      </w:r>
-      <w:r>
-        <w:rPr>
-          <w:rStyle w:val="NormalTok"/>
-        </w:rPr>
-        <w:t xml:space="preserve"> row </w:t>
-      </w:r>
-      <w:r>
-        <w:rPr>
-          <w:rStyle w:val="KeywordTok"/>
-        </w:rPr>
-        <w:t>in</w:t>
-      </w:r>
-      <w:r>
-        <w:rPr>
-          <w:rStyle w:val="NormalTok"/>
-        </w:rPr>
-        <w:t xml:space="preserve"> result_df.collect()]</w:t>
-      </w:r>
-      <w:r>
-        <w:br/>
-      </w:r>
-      <w:r>
-        <w:rPr>
-          <w:rStyle w:val="NormalTok"/>
-        </w:rPr>
-        <w:t xml:space="preserve">    </w:t>
-      </w:r>
-      <w:r>
-        <w:rPr>
-          <w:rStyle w:val="ControlFlowTok"/>
-        </w:rPr>
-        <w:t>for</w:t>
-      </w:r>
-      <w:r>
-        <w:rPr>
-          <w:rStyle w:val="NormalTok"/>
-        </w:rPr>
-        <w:t xml:space="preserve"> item </w:t>
-      </w:r>
-      <w:r>
-        <w:rPr>
-          <w:rStyle w:val="KeywordTok"/>
-        </w:rPr>
-        <w:t>in</w:t>
-      </w:r>
-      <w:r>
-        <w:rPr>
-          <w:rStyle w:val="NormalTok"/>
-        </w:rPr>
-        <w:t xml:space="preserve"> results:</w:t>
-      </w:r>
-      <w:r>
-        <w:br/>
-      </w:r>
-      <w:r>
-        <w:rPr>
-          <w:rStyle w:val="NormalTok"/>
-        </w:rPr>
-        <w:t xml:space="preserve">        </w:t>
-      </w:r>
-      <w:r>
-        <w:rPr>
-          <w:rStyle w:val="BuiltInTok"/>
-        </w:rPr>
-        <w:t>print</w:t>
-      </w:r>
-      <w:r>
-        <w:rPr>
-          <w:rStyle w:val="NormalTok"/>
-        </w:rPr>
-        <w:t>(item)</w:t>
-      </w:r>
-      <w:r>
-        <w:br/>
-      </w:r>
-      <w:r>
-        <w:br/>
-      </w:r>
-      <w:r>
-        <w:rPr>
-          <w:rStyle w:val="NormalTok"/>
-        </w:rPr>
-        <w:t xml:space="preserve">    </w:t>
-      </w:r>
-      <w:r>
-        <w:rPr>
-          <w:rStyle w:val="ControlFlowTok"/>
-        </w:rPr>
-        <w:t>if</w:t>
-      </w:r>
-      <w:r>
-        <w:rPr>
-          <w:rStyle w:val="NormalTok"/>
-        </w:rPr>
-        <w:t xml:space="preserve"> o</w:t>
-      </w:r>
-      <w:r>
-        <w:rPr>
-          <w:rStyle w:val="NormalTok"/>
-        </w:rPr>
-        <w:t>utput_path:</w:t>
-      </w:r>
-      <w:r>
-        <w:br/>
-      </w:r>
-      <w:r>
-        <w:rPr>
-          <w:rStyle w:val="NormalTok"/>
-        </w:rPr>
-        <w:t xml:space="preserve">        </w:t>
-      </w:r>
-      <w:r>
-        <w:rPr>
-          <w:rStyle w:val="ControlFlowTok"/>
-        </w:rPr>
-        <w:t>if</w:t>
-      </w:r>
-      <w:r>
-        <w:rPr>
-          <w:rStyle w:val="NormalTok"/>
-        </w:rPr>
-        <w:t xml:space="preserve"> </w:t>
-      </w:r>
-      <w:r>
-        <w:rPr>
-          <w:rStyle w:val="StringTok"/>
-        </w:rPr>
-        <w:t>"://"</w:t>
-      </w:r>
-      <w:r>
-        <w:rPr>
-          <w:rStyle w:val="NormalTok"/>
-        </w:rPr>
-        <w:t xml:space="preserve"> </w:t>
-      </w:r>
-      <w:r>
-        <w:rPr>
-          <w:rStyle w:val="KeywordTok"/>
-        </w:rPr>
-        <w:t>in</w:t>
-      </w:r>
-      <w:r>
-        <w:rPr>
-          <w:rStyle w:val="NormalTok"/>
-        </w:rPr>
-        <w:t xml:space="preserve"> output_path:</w:t>
-      </w:r>
-      <w:r>
-        <w:br/>
-      </w:r>
-      <w:r>
-        <w:rPr>
-          <w:rStyle w:val="NormalTok"/>
-        </w:rPr>
-        <w:t xml:space="preserve">            </w:t>
-      </w:r>
-      <w:r>
-        <w:rPr>
-          <w:rStyle w:val="CommentTok"/>
-        </w:rPr>
         <w:t># overwrite is convenient when students rerun the same query many times.</w:t>
       </w:r>
       <w:r>
@@ -13328,7 +13322,13 @@
         <w:rPr>
           <w:rStyle w:val="NormalTok"/>
         </w:rPr>
-        <w:t>).write.mode(</w:t>
+        <w:t>).writ</w:t>
+      </w:r>
+      <w:r>
+        <w:rPr>
+          <w:rStyle w:val="NormalTok"/>
+        </w:rPr>
+        <w:t>e.mode(</w:t>
       </w:r>
       <w:r>
         <w:rPr>
@@ -13513,7 +13513,7 @@
         <w:pStyle w:val="Heading1"/>
       </w:pPr>
       <w:bookmarkStart w:id="20" w:name="q2-3-highest-paid-employees-in-dep-a"/>
-      <w:bookmarkStart w:id="21" w:name="_Toc225777658"/>
+      <w:bookmarkStart w:id="21" w:name="_Toc227785462"/>
       <w:bookmarkEnd w:id="12"/>
       <w:bookmarkEnd w:id="18"/>
       <w:r>
@@ -13581,7 +13581,7 @@
         <w:pStyle w:val="Heading2"/>
       </w:pPr>
       <w:bookmarkStart w:id="22" w:name="q2-with-rdd"/>
-      <w:bookmarkStart w:id="23" w:name="_Toc225777659"/>
+      <w:bookmarkStart w:id="23" w:name="_Toc227785463"/>
       <w:r>
         <w:t>Q2 with RDD</w:t>
       </w:r>
@@ -13607,7 +13607,7 @@
         <w:rPr>
           <w:rStyle w:val="VariableTok"/>
         </w:rPr>
-        <w:t>$USER</w:t>
+        <w:t>$VDCLOUD_USER</w:t>
       </w:r>
       <w:r>
         <w:rPr>
@@ -13646,7 +13646,7 @@
         <w:rPr>
           <w:rStyle w:val="VariableTok"/>
         </w:rPr>
-        <w:t>$USER</w:t>
+        <w:t>$VDCLOUD_USER</w:t>
       </w:r>
     </w:p>
     <w:p>
@@ -14162,7 +14162,13 @@
         <w:rPr>
           <w:rStyle w:val="NormalTok"/>
         </w:rPr>
-        <w:t xml:space="preserve">    os.makedirs(output_path, exist_ok</w:t>
+        <w:t xml:space="preserve">    os.m</w:t>
+      </w:r>
+      <w:r>
+        <w:rPr>
+          <w:rStyle w:val="NormalTok"/>
+        </w:rPr>
+        <w:t>akedirs(output_path, exist_ok</w:t>
       </w:r>
       <w:r>
         <w:rPr>
@@ -15305,13 +15311,7 @@
         <w:rPr>
           <w:rStyle w:val="NormalTok"/>
         </w:rPr>
-        <w:t>).co</w:t>
-      </w:r>
-      <w:r>
-        <w:rPr>
-          <w:rStyle w:val="NormalTok"/>
-        </w:rPr>
-        <w:t>nfig(</w:t>
+        <w:t>).config(</w:t>
       </w:r>
       <w:r>
         <w:rPr>
@@ -15822,13 +15822,7 @@
         <w:rPr>
           <w:rStyle w:val="NormalTok"/>
         </w:rPr>
-        <w:t xml:space="preserve"> row:</w:t>
-      </w:r>
-      <w:r>
-        <w:rPr>
-          <w:rStyle w:val="NormalTok"/>
-        </w:rPr>
-        <w:t xml:space="preserve"> (row[</w:t>
+        <w:t xml:space="preserve"> row: (row[</w:t>
       </w:r>
       <w:r>
         <w:rPr>
@@ -16332,13 +16326,7 @@
         <w:rPr>
           <w:rStyle w:val="NormalTok"/>
         </w:rPr>
-        <w:t xml:space="preserve"> salary, employee_id, name, de</w:t>
-      </w:r>
-      <w:r>
-        <w:rPr>
-          <w:rStyle w:val="NormalTok"/>
-        </w:rPr>
-        <w:t xml:space="preserve">partment </w:t>
+        <w:t xml:space="preserve"> salary, employee_id, name, department </w:t>
       </w:r>
       <w:r>
         <w:rPr>
@@ -16473,7 +16461,13 @@
         <w:rPr>
           <w:rStyle w:val="NormalTok"/>
         </w:rPr>
-        <w:t xml:space="preserve"> output_path:</w:t>
+        <w:t xml:space="preserve"> out</w:t>
+      </w:r>
+      <w:r>
+        <w:rPr>
+          <w:rStyle w:val="NormalTok"/>
+        </w:rPr>
+        <w:t>put_path:</w:t>
       </w:r>
       <w:r>
         <w:br/>
@@ -16682,7 +16676,7 @@
         <w:pStyle w:val="Heading2"/>
       </w:pPr>
       <w:bookmarkStart w:id="24" w:name="q2-with-the-dataframe-api"/>
-      <w:bookmarkStart w:id="25" w:name="_Toc225777660"/>
+      <w:bookmarkStart w:id="25" w:name="_Toc227785464"/>
       <w:bookmarkEnd w:id="22"/>
       <w:r>
         <w:t>Q2 with the DataFrame API</w:t>
@@ -16709,7 +16703,7 @@
         <w:rPr>
           <w:rStyle w:val="VariableTok"/>
         </w:rPr>
-        <w:t>$USER</w:t>
+        <w:t>$VDCLOUD_USER</w:t>
       </w:r>
       <w:r>
         <w:rPr>
@@ -16748,7 +16742,7 @@
         <w:rPr>
           <w:rStyle w:val="VariableTok"/>
         </w:rPr>
-        <w:t>$USER</w:t>
+        <w:t>$VDCLOUD_USER</w:t>
       </w:r>
     </w:p>
     <w:p>
@@ -17246,13 +17240,7 @@
         <w:rPr>
           <w:rStyle w:val="NormalTok"/>
         </w:rPr>
-        <w:t xml:space="preserve"> bui</w:t>
-      </w:r>
-      <w:r>
-        <w:rPr>
-          <w:rStyle w:val="NormalTok"/>
-        </w:rPr>
-        <w:t xml:space="preserve">ld_path(base_path: </w:t>
+        <w:t xml:space="preserve"> build_path(base_path: </w:t>
       </w:r>
       <w:r>
         <w:rPr>
@@ -17264,7 +17252,13 @@
         <w:rPr>
           <w:rStyle w:val="NormalTok"/>
         </w:rPr>
-        <w:t xml:space="preserve">, relative_path: </w:t>
+        <w:t>, re</w:t>
+      </w:r>
+      <w:r>
+        <w:rPr>
+          <w:rStyle w:val="NormalTok"/>
+        </w:rPr>
+        <w:t xml:space="preserve">lative_path: </w:t>
       </w:r>
       <w:r>
         <w:rPr>
@@ -19793,7 +19787,7 @@
         <w:pStyle w:val="Heading2"/>
       </w:pPr>
       <w:bookmarkStart w:id="26" w:name="q2-with-spark-sql"/>
-      <w:bookmarkStart w:id="27" w:name="_Toc225777661"/>
+      <w:bookmarkStart w:id="27" w:name="_Toc227785465"/>
       <w:bookmarkEnd w:id="24"/>
       <w:r>
         <w:t>Q2 with Spark SQL</w:t>
@@ -19820,7 +19814,7 @@
         <w:rPr>
           <w:rStyle w:val="VariableTok"/>
         </w:rPr>
-        <w:t>$USER</w:t>
+        <w:t>$VDCLOUD_USER</w:t>
       </w:r>
       <w:r>
         <w:rPr>
@@ -19859,7 +19853,7 @@
         <w:rPr>
           <w:rStyle w:val="VariableTok"/>
         </w:rPr>
-        <w:t>$USER</w:t>
+        <w:t>$VDCLOUD_USER</w:t>
       </w:r>
     </w:p>
     <w:p>
@@ -22742,7 +22736,7 @@
         <w:pStyle w:val="Heading1"/>
       </w:pPr>
       <w:bookmarkStart w:id="28" w:name="q3-yearly-income"/>
-      <w:bookmarkStart w:id="29" w:name="_Toc225777662"/>
+      <w:bookmarkStart w:id="29" w:name="_Toc227785466"/>
       <w:bookmarkEnd w:id="20"/>
       <w:bookmarkEnd w:id="26"/>
       <w:r>
@@ -22788,7 +22782,7 @@
         <w:pStyle w:val="Heading2"/>
       </w:pPr>
       <w:bookmarkStart w:id="30" w:name="q3-with-rdd"/>
-      <w:bookmarkStart w:id="31" w:name="_Toc225777663"/>
+      <w:bookmarkStart w:id="31" w:name="_Toc227785467"/>
       <w:r>
         <w:lastRenderedPageBreak/>
         <w:t>Q3 with RDD</w:t>
@@ -22815,7 +22809,7 @@
         <w:rPr>
           <w:rStyle w:val="VariableTok"/>
         </w:rPr>
-        <w:t>$USER</w:t>
+        <w:t>$VDCLOUD_USER</w:t>
       </w:r>
       <w:r>
         <w:rPr>
@@ -22854,7 +22848,7 @@
         <w:rPr>
           <w:rStyle w:val="VariableTok"/>
         </w:rPr>
-        <w:t>$USER</w:t>
+        <w:t>$VDCLOUD_USER</w:t>
       </w:r>
     </w:p>
     <w:p>
@@ -25169,7 +25163,7 @@
         <w:pStyle w:val="Heading2"/>
       </w:pPr>
       <w:bookmarkStart w:id="32" w:name="q3-with-the-dataframe-api"/>
-      <w:bookmarkStart w:id="33" w:name="_Toc225777664"/>
+      <w:bookmarkStart w:id="33" w:name="_Toc227785468"/>
       <w:bookmarkEnd w:id="30"/>
       <w:r>
         <w:t>Q3 with the DataFrame API</w:t>
@@ -25196,7 +25190,7 @@
         <w:rPr>
           <w:rStyle w:val="VariableTok"/>
         </w:rPr>
-        <w:t>$USER</w:t>
+        <w:t>$VDCLOUD_USER</w:t>
       </w:r>
       <w:r>
         <w:rPr>
@@ -25235,7 +25229,7 @@
         <w:rPr>
           <w:rStyle w:val="VariableTok"/>
         </w:rPr>
-        <w:t>$USER</w:t>
+        <w:t>$VDCLOUD_USER</w:t>
       </w:r>
     </w:p>
     <w:p>
@@ -27767,7 +27761,7 @@
         <w:pStyle w:val="Heading2"/>
       </w:pPr>
       <w:bookmarkStart w:id="34" w:name="q3-with-spark-sql"/>
-      <w:bookmarkStart w:id="35" w:name="_Toc225777665"/>
+      <w:bookmarkStart w:id="35" w:name="_Toc227785469"/>
       <w:bookmarkEnd w:id="32"/>
       <w:r>
         <w:t>Q3 with Spark SQL</w:t>
@@ -27794,7 +27788,7 @@
         <w:rPr>
           <w:rStyle w:val="VariableTok"/>
         </w:rPr>
-        <w:t>$USER</w:t>
+        <w:t>$VDCLOUD_USER</w:t>
       </w:r>
       <w:r>
         <w:rPr>
@@ -27833,7 +27827,7 @@
         <w:rPr>
           <w:rStyle w:val="VariableTok"/>
         </w:rPr>
-        <w:t>$USER</w:t>
+        <w:t>$VDCLOUD_USER</w:t>
       </w:r>
     </w:p>
     <w:p>
@@ -30296,7 +30290,7 @@
         <w:pStyle w:val="Heading1"/>
       </w:pPr>
       <w:bookmarkStart w:id="36" w:name="additional-examples"/>
-      <w:bookmarkStart w:id="37" w:name="_Toc225777666"/>
+      <w:bookmarkStart w:id="37" w:name="_Toc227785470"/>
       <w:bookmarkEnd w:id="28"/>
       <w:bookmarkEnd w:id="34"/>
       <w:r>
@@ -30309,7 +30303,7 @@
         <w:pStyle w:val="Heading2"/>
       </w:pPr>
       <w:bookmarkStart w:id="38" w:name="X3b9ece6a48b0859ae4da1b0b7a8fc879f2c05f4"/>
-      <w:bookmarkStart w:id="39" w:name="_Toc225777667"/>
+      <w:bookmarkStart w:id="39" w:name="_Toc227785471"/>
       <w:r>
         <w:t>Salary sum per department with the DataFrame API</w:t>
       </w:r>
@@ -30349,7 +30343,7 @@
         <w:rPr>
           <w:rStyle w:val="VariableTok"/>
         </w:rPr>
-        <w:t>$USER</w:t>
+        <w:t>$VDCLOUD_USER</w:t>
       </w:r>
       <w:r>
         <w:rPr>
@@ -30388,7 +30382,7 @@
         <w:rPr>
           <w:rStyle w:val="VariableTok"/>
         </w:rPr>
-        <w:t>$USER</w:t>
+        <w:t>$VDCLOUD_USER</w:t>
       </w:r>
     </w:p>
     <w:p>
@@ -33322,7 +33316,7 @@
         <w:pStyle w:val="Heading2"/>
       </w:pPr>
       <w:bookmarkStart w:id="40" w:name="the-same-q3-with-a-dataframe-udf"/>
-      <w:bookmarkStart w:id="41" w:name="_Toc225777668"/>
+      <w:bookmarkStart w:id="41" w:name="_Toc227785472"/>
       <w:bookmarkEnd w:id="38"/>
       <w:r>
         <w:t>The same Q3 with a DataFrame UDF</w:t>
@@ -33369,7 +33363,7 @@
         <w:rPr>
           <w:rStyle w:val="VariableTok"/>
         </w:rPr>
-        <w:t>$USER</w:t>
+        <w:t>$VDCLOUD_USER</w:t>
       </w:r>
       <w:r>
         <w:rPr>
@@ -33408,7 +33402,7 @@
         <w:rPr>
           <w:rStyle w:val="VariableTok"/>
         </w:rPr>
-        <w:t>$USER</w:t>
+        <w:t>$VDCLOUD_USER</w:t>
       </w:r>
     </w:p>
     <w:p>
@@ -36054,7 +36048,7 @@
         <w:pStyle w:val="Heading1"/>
       </w:pPr>
       <w:bookmarkStart w:id="42" w:name="X15c702185b92ed1e5a4136aa38c1f5379afbef7"/>
-      <w:bookmarkStart w:id="43" w:name="_Toc225777669"/>
+      <w:bookmarkStart w:id="43" w:name="_Toc227785473"/>
       <w:bookmarkEnd w:id="36"/>
       <w:bookmarkEnd w:id="40"/>
       <w:r>
@@ -37608,7 +37602,7 @@
         <w:pStyle w:val="Heading1"/>
       </w:pPr>
       <w:bookmarkStart w:id="44" w:name="main-takeaways-from-this-lab"/>
-      <w:bookmarkStart w:id="45" w:name="_Toc225777670"/>
+      <w:bookmarkStart w:id="45" w:name="_Toc227785474"/>
       <w:bookmarkEnd w:id="42"/>
       <w:r>
         <w:lastRenderedPageBreak/>
@@ -38132,7 +38126,7 @@
   <w:abstractNum w:abstractNumId="9" w15:restartNumberingAfterBreak="0">
     <w:nsid w:val="0000A990"/>
     <w:multiLevelType w:val="multilevel"/>
-    <w:tmpl w:val="A3B61604"/>
+    <w:tmpl w:val="A9EE9B00"/>
     <w:lvl w:ilvl="0">
       <w:numFmt w:val="bullet"/>
       <w:lvlText w:val=" "/>
@@ -38209,7 +38203,7 @@
   <w:abstractNum w:abstractNumId="10" w15:restartNumberingAfterBreak="0">
     <w:nsid w:val="0000A991"/>
     <w:multiLevelType w:val="multilevel"/>
-    <w:tmpl w:val="13F4E686"/>
+    <w:tmpl w:val="A0C05CF4"/>
     <w:lvl w:ilvl="0">
       <w:numFmt w:val="bullet"/>
       <w:lvlText w:val=""/>
@@ -38313,7 +38307,7 @@
   <w:abstractNum w:abstractNumId="11" w15:restartNumberingAfterBreak="0">
     <w:nsid w:val="00A99411"/>
     <w:multiLevelType w:val="multilevel"/>
-    <w:tmpl w:val="577A58F0"/>
+    <w:tmpl w:val="06788F0E"/>
     <w:lvl w:ilvl="0">
       <w:start w:val="1"/>
       <w:numFmt w:val="decimal"/>
@@ -38396,43 +38390,43 @@
       </w:pPr>
     </w:lvl>
   </w:abstractNum>
-  <w:num w:numId="1" w16cid:durableId="1956981918">
+  <w:num w:numId="1" w16cid:durableId="297999848">
     <w:abstractNumId w:val="8"/>
   </w:num>
-  <w:num w:numId="2" w16cid:durableId="1673950791">
+  <w:num w:numId="2" w16cid:durableId="978147954">
     <w:abstractNumId w:val="6"/>
   </w:num>
-  <w:num w:numId="3" w16cid:durableId="820655212">
+  <w:num w:numId="3" w16cid:durableId="642539418">
     <w:abstractNumId w:val="5"/>
   </w:num>
-  <w:num w:numId="4" w16cid:durableId="990254018">
+  <w:num w:numId="4" w16cid:durableId="476336723">
     <w:abstractNumId w:val="4"/>
   </w:num>
-  <w:num w:numId="5" w16cid:durableId="561136792">
+  <w:num w:numId="5" w16cid:durableId="1376276330">
     <w:abstractNumId w:val="7"/>
   </w:num>
-  <w:num w:numId="6" w16cid:durableId="1991058443">
+  <w:num w:numId="6" w16cid:durableId="955256247">
     <w:abstractNumId w:val="3"/>
   </w:num>
-  <w:num w:numId="7" w16cid:durableId="164981751">
+  <w:num w:numId="7" w16cid:durableId="627049270">
     <w:abstractNumId w:val="2"/>
   </w:num>
-  <w:num w:numId="8" w16cid:durableId="1747875223">
+  <w:num w:numId="8" w16cid:durableId="397677824">
     <w:abstractNumId w:val="1"/>
   </w:num>
-  <w:num w:numId="9" w16cid:durableId="38171586">
+  <w:num w:numId="9" w16cid:durableId="1219978735">
     <w:abstractNumId w:val="0"/>
   </w:num>
-  <w:num w:numId="10" w16cid:durableId="1085493375">
+  <w:num w:numId="10" w16cid:durableId="1226798004">
     <w:abstractNumId w:val="9"/>
   </w:num>
-  <w:num w:numId="11" w16cid:durableId="1500386131">
+  <w:num w:numId="11" w16cid:durableId="1393504043">
     <w:abstractNumId w:val="10"/>
   </w:num>
-  <w:num w:numId="12" w16cid:durableId="974063342">
+  <w:num w:numId="12" w16cid:durableId="2001077469">
     <w:abstractNumId w:val="10"/>
   </w:num>
-  <w:num w:numId="13" w16cid:durableId="198784825">
+  <w:num w:numId="13" w16cid:durableId="789857152">
     <w:abstractNumId w:val="11"/>
     <w:lvlOverride w:ilvl="0">
       <w:startOverride w:val="1"/>
@@ -38462,34 +38456,34 @@
       <w:startOverride w:val="1"/>
     </w:lvlOverride>
   </w:num>
-  <w:num w:numId="14" w16cid:durableId="341014102">
+  <w:num w:numId="14" w16cid:durableId="1532452375">
     <w:abstractNumId w:val="10"/>
   </w:num>
-  <w:num w:numId="15" w16cid:durableId="394009557">
+  <w:num w:numId="15" w16cid:durableId="1684430268">
     <w:abstractNumId w:val="10"/>
   </w:num>
-  <w:num w:numId="16" w16cid:durableId="507912839">
+  <w:num w:numId="16" w16cid:durableId="522859902">
     <w:abstractNumId w:val="10"/>
   </w:num>
-  <w:num w:numId="17" w16cid:durableId="1791241279">
+  <w:num w:numId="17" w16cid:durableId="2064063185">
     <w:abstractNumId w:val="10"/>
   </w:num>
-  <w:num w:numId="18" w16cid:durableId="246042559">
+  <w:num w:numId="18" w16cid:durableId="1047609223">
     <w:abstractNumId w:val="10"/>
   </w:num>
-  <w:num w:numId="19" w16cid:durableId="529539411">
+  <w:num w:numId="19" w16cid:durableId="1540821408">
     <w:abstractNumId w:val="10"/>
   </w:num>
-  <w:num w:numId="20" w16cid:durableId="129058438">
+  <w:num w:numId="20" w16cid:durableId="1672176996">
     <w:abstractNumId w:val="10"/>
   </w:num>
-  <w:num w:numId="21" w16cid:durableId="1605185293">
+  <w:num w:numId="21" w16cid:durableId="810294022">
     <w:abstractNumId w:val="10"/>
   </w:num>
-  <w:num w:numId="22" w16cid:durableId="353314370">
+  <w:num w:numId="22" w16cid:durableId="1828521528">
     <w:abstractNumId w:val="10"/>
   </w:num>
-  <w:num w:numId="23" w16cid:durableId="656880981">
+  <w:num w:numId="23" w16cid:durableId="1001666233">
     <w:abstractNumId w:val="10"/>
   </w:num>
 </w:numbering>
@@ -50310,7 +50304,7 @@
     <w:autoRedefine/>
     <w:uiPriority w:val="39"/>
     <w:unhideWhenUsed/>
-    <w:rsid w:val="00B9568C"/>
+    <w:rsid w:val="00F009C0"/>
     <w:pPr>
       <w:spacing w:after="100"/>
     </w:pPr>
@@ -50322,7 +50316,7 @@
     <w:autoRedefine/>
     <w:uiPriority w:val="39"/>
     <w:unhideWhenUsed/>
-    <w:rsid w:val="00B9568C"/>
+    <w:rsid w:val="00F009C0"/>
     <w:pPr>
       <w:spacing w:after="100"/>
       <w:ind w:left="220"/>
@@ -50333,7 +50327,7 @@
     <w:basedOn w:val="DefaultParagraphFont"/>
     <w:uiPriority w:val="99"/>
     <w:unhideWhenUsed/>
-    <w:rsid w:val="00B9568C"/>
+    <w:rsid w:val="00F009C0"/>
     <w:rPr>
       <w:color w:val="0000FF" w:themeColor="hyperlink"/>
       <w:u w:val="single"/>
